--- a/demo/02_modern_report/report_sample.docx
+++ b/demo/02_modern_report/report_sample.docx
@@ -7,10 +7,13 @@
         <w:pStyle w:val="Title"/>
       </w:pPr>
       <w:r>
-        <w:rPr>
-          <w:rFonts w:hint="eastAsia"/>
-        </w:rPr>
-        <w:t xml:space="preserve">新一代企业级通用人工智能基础设施演进与效能评估</w:t>
+        <w:t xml:space="preserve">md-to-word </w:t>
+      </w:r>
+      <w:r>
+        <w:rPr>
+          <w:rFonts w:hint="eastAsia"/>
+        </w:rPr>
+        <w:t xml:space="preserve">企业级文档工程化实践与效能评估白皮书</w:t>
       </w:r>
     </w:p>
     <w:p>
@@ -32,7 +35,61 @@
         <w:rPr>
           <w:rFonts w:hint="eastAsia"/>
         </w:rPr>
-        <w:t xml:space="preserve">随着超大规模基础模型在金融风控、生物医疗与先进制造等关键垂直行业的纵深落地，底层计算基础设施的能效比与高吞吐低延迟服务能力成为决定商业成效的关键瓶颈。本白皮书系统剖析了融合混合专家（MoE）路由机制与异构算力集群协同编排的新一代架构范式。评测数据显示，新一代系统在跨行业标准推理基准测试中，平均任务响应延迟降低至</w:t>
+        <w:t xml:space="preserve">在现代化企业技术方案评审、研发白皮书归档与跨团队知识沉淀过程中，传统基于二进制</w:t>
+      </w:r>
+      <w:r>
+        <w:t xml:space="preserve"> Word </w:t>
+      </w:r>
+      <w:r>
+        <w:rPr>
+          <w:rFonts w:hint="eastAsia"/>
+        </w:rPr>
+        <w:t xml:space="preserve">文档的协作模式面临着难以纳入</w:t>
+      </w:r>
+      <w:r>
+        <w:t xml:space="preserve"> Git </w:t>
+      </w:r>
+      <w:r>
+        <w:rPr>
+          <w:rFonts w:hint="eastAsia"/>
+        </w:rPr>
+        <w:t xml:space="preserve">版本控制、分支合并冲突无法解决、样式私搭乱建以及排版耗时过长等核心痛点。本白皮书系统剖析了采用轻量</w:t>
+      </w:r>
+      <w:r>
+        <w:t xml:space="preserve"> Markdown </w:t>
+      </w:r>
+      <w:r>
+        <w:rPr>
+          <w:rFonts w:hint="eastAsia"/>
+        </w:rPr>
+        <w:t xml:space="preserve">结合</w:t>
+      </w:r>
+      <w:r>
+        <w:t xml:space="preserve"> md-to-word </w:t>
+      </w:r>
+      <w:r>
+        <w:rPr>
+          <w:rFonts w:hint="eastAsia"/>
+        </w:rPr>
+        <w:t xml:space="preserve">自动化编译引擎的企业级文档工程化范式。实测基准数据显示，通过将文档版本控制彻底回归</w:t>
+      </w:r>
+      <w:r>
+        <w:t xml:space="preserve"> Git </w:t>
+      </w:r>
+      <w:r>
+        <w:rPr>
+          <w:rFonts w:hint="eastAsia"/>
+        </w:rPr>
+        <w:t xml:space="preserve">纯文本流，团队代码审查与文档合并效率提升</w:t>
+      </w:r>
+      <w:r>
+        <w:t xml:space="preserve"> </w:t>
+      </w:r>
+      <w:r>
+        <w:rPr>
+          <w:rFonts w:hint="eastAsia"/>
+        </w:rPr>
+        <w:t xml:space="preserve">61.538%，端到端自动化编译延迟降至</w:t>
       </w:r>
       <w:r>
         <w:t xml:space="preserve"> 18.250 </w:t>
@@ -41,16 +98,7 @@
         <w:rPr>
           <w:rFonts w:hint="eastAsia"/>
         </w:rPr>
-        <w:t xml:space="preserve">ms，系统整体有效吞吐提升</w:t>
-      </w:r>
-      <w:r>
-        <w:t xml:space="preserve"> </w:t>
-      </w:r>
-      <w:r>
-        <w:rPr>
-          <w:rFonts w:hint="eastAsia"/>
-        </w:rPr>
-        <w:t xml:space="preserve">61.538%，为企业级大模型产业化实施提供了全景参考基准。</w:t>
+        <w:t xml:space="preserve">秒，结合全网格工程数据表与确定性门禁，实现了研发文档交付的全流程质量闭环。</w:t>
       </w:r>
     </w:p>
     <w:p>
@@ -61,10 +109,19 @@
         <w:rPr>
           <w:rFonts w:hint="eastAsia"/>
         </w:rPr>
-        <w:t xml:space="preserve">通用人工智能；基础设施；混合专家架构；算力协同；性能基准</w:t>
+        <w:t xml:space="preserve">文档工程化；Git</w:t>
+      </w:r>
+      <w:r>
+        <w:t xml:space="preserve"> </w:t>
+      </w:r>
+      <w:r>
+        <w:rPr>
+          <w:rFonts w:hint="eastAsia"/>
+        </w:rPr>
+        <w:t xml:space="preserve">版本控制；全网格表；持续集成；自动化排版；质量门禁</w:t>
       </w:r>
     </w:p>
-    <w:bookmarkStart w:id="17" w:name="第一章-产业背景与技术趋势"/>
+    <w:bookmarkStart w:id="17" w:name="第一章-业务痛点与技术演进"/>
     <w:p>
       <w:pPr>
         <w:pStyle w:val="Heading1"/>
@@ -82,7 +139,7 @@
         <w:rPr>
           <w:rFonts w:hint="eastAsia"/>
         </w:rPr>
-        <w:t xml:space="preserve">产业背景与技术趋势</w:t>
+        <w:t xml:space="preserve">业务痛点与技术演进</w:t>
       </w:r>
     </w:p>
     <w:p>
@@ -93,40 +150,16 @@
         <w:rPr>
           <w:rFonts w:hint="eastAsia"/>
         </w:rPr>
-        <w:t xml:space="preserve">自注意力机制的提出奠定了现代大语言模型的基础架构</w:t>
-      </w:r>
-      <w:r>
-        <w:t xml:space="preserve"> </w:t>
-      </w:r>
-      <w:r>
-        <w:t xml:space="preserve">(Vaswani et al., 2017)</w:t>
-      </w:r>
-      <w:r>
-        <w:rPr>
-          <w:rFonts w:hint="eastAsia"/>
-        </w:rPr>
-        <w:t xml:space="preserve">，随后少样本与上下文学习能力的涌现进一步推动了基础模型在各工业场景中的规模化迁移应用</w:t>
-      </w:r>
-      <w:r>
-        <w:t xml:space="preserve"> </w:t>
-      </w:r>
-      <w:r>
-        <w:t xml:space="preserve">(Brown et al., 2020)</w:t>
-      </w:r>
-      <w:r>
-        <w:rPr>
-          <w:rFonts w:hint="eastAsia"/>
-        </w:rPr>
-        <w:t xml:space="preserve">。在深层网络策略优化领域，树搜索与强化学习的结合揭示了高维策略规划的潜力</w:t>
-      </w:r>
-      <w:r>
-        <w:t xml:space="preserve"> </w:t>
-      </w:r>
-      <w:r>
-        <w:t xml:space="preserve">(Silver et al., 2016)</w:t>
-      </w:r>
-      <w:r>
-        <w:t xml:space="preserve">。</w:t>
+        <w:t xml:space="preserve">在现代软件工程与高科技产业实践中，文档不仅是知识资产的沉淀，更是系统架构设计与跨部门协同的核心媒介。然而，长期以来，许多团队被迫在“方便协作的纯文本工具”与“最终提交给客户或领导的严谨</w:t>
+      </w:r>
+      <w:r>
+        <w:t xml:space="preserve"> Word </w:t>
+      </w:r>
+      <w:r>
+        <w:rPr>
+          <w:rFonts w:hint="eastAsia"/>
+        </w:rPr>
+        <w:t xml:space="preserve">格式”之间艰难妥协。</w:t>
       </w:r>
     </w:p>
     <w:p>
@@ -137,16 +170,87 @@
         <w:rPr>
           <w:rFonts w:hint="eastAsia"/>
         </w:rPr>
-        <w:t xml:space="preserve">然而，面对企业级业务场景严苛的</w:t>
-      </w:r>
-      <w:r>
-        <w:t xml:space="preserve"> SLA </w:t>
-      </w:r>
-      <w:r>
-        <w:rPr>
-          <w:rFonts w:hint="eastAsia"/>
-        </w:rPr>
-        <w:t xml:space="preserve">要求，如何在保障生成准确率的同时大幅削减推理算力成本，成为整个产业界关注的核心焦点。当前系统设计重点强调</w:t>
+        <w:t xml:space="preserve">传统直接使用</w:t>
+      </w:r>
+      <w:r>
+        <w:t xml:space="preserve"> Word </w:t>
+      </w:r>
+      <w:r>
+        <w:rPr>
+          <w:rFonts w:hint="eastAsia"/>
+        </w:rPr>
+        <w:t xml:space="preserve">进行团队协作存在着显著的工程化弊端：Word（</w:t>
+      </w:r>
+      <w:r>
+        <w:rPr>
+          <w:rStyle w:val="VerbatimChar"/>
+        </w:rPr>
+        <w:t xml:space="preserve">.docx</w:t>
+      </w:r>
+      <w:r>
+        <w:rPr>
+          <w:rFonts w:hint="eastAsia"/>
+        </w:rPr>
+        <w:t xml:space="preserve">）本质上是复杂的二进制压缩包，Git</w:t>
+      </w:r>
+      <w:r>
+        <w:t xml:space="preserve"> </w:t>
+      </w:r>
+      <w:r>
+        <w:rPr>
+          <w:rFonts w:hint="eastAsia"/>
+        </w:rPr>
+        <w:t xml:space="preserve">等现代版本控制系统无法对其进行逐行差异比对（diff），更无法在多分支并行开发时完成合并（merge），往往导致文档损坏或产生版本灾难</w:t>
+      </w:r>
+      <w:r>
+        <w:t xml:space="preserve"> </w:t>
+      </w:r>
+      <w:r>
+        <w:t xml:space="preserve">(Chacon &amp; Straub, 2014)</w:t>
+      </w:r>
+      <w:r>
+        <w:rPr>
+          <w:rFonts w:hint="eastAsia"/>
+        </w:rPr>
+        <w:t xml:space="preserve">。将文档源文件回归</w:t>
+      </w:r>
+      <w:r>
+        <w:t xml:space="preserve"> Markdown </w:t>
+      </w:r>
+      <w:r>
+        <w:rPr>
+          <w:rFonts w:hint="eastAsia"/>
+        </w:rPr>
+        <w:t xml:space="preserve">纯文本，配合持续集成流水线（CI/CD）自动编译规范</w:t>
+      </w:r>
+      <w:r>
+        <w:t xml:space="preserve"> </w:t>
+      </w:r>
+      <w:r>
+        <w:rPr>
+          <w:rFonts w:hint="eastAsia"/>
+        </w:rPr>
+        <w:t xml:space="preserve">Word，已成为企业文档工程化演进的必然趋势</w:t>
+      </w:r>
+      <w:r>
+        <w:t xml:space="preserve"> </w:t>
+      </w:r>
+      <w:r>
+        <w:t xml:space="preserve">(Fowler &amp; Foemmel, 2006)</w:t>
+      </w:r>
+      <w:r>
+        <w:t xml:space="preserve">。</w:t>
+      </w:r>
+    </w:p>
+    <w:p>
+      <w:pPr>
+        <w:pStyle w:val="BodyText"/>
+      </w:pPr>
+      <w:r>
+        <w:rPr>
+          <w:rFonts w:hint="eastAsia"/>
+        </w:rPr>
+        <w:t xml:space="preserve">当前企业级排版体系重点强调</w:t>
       </w:r>
       <w:r>
         <w:rPr>
@@ -154,7 +258,7 @@
           <w:b/>
           <w:bCs/>
         </w:rPr>
-        <w:t xml:space="preserve">确定性时延保障</w:t>
+        <w:t xml:space="preserve">全网格线数据呈现</w:t>
       </w:r>
       <w:r>
         <w:t xml:space="preserve">、</w:t>
@@ -165,20 +269,20 @@
           <w:i/>
           <w:iCs/>
         </w:rPr>
-        <w:t xml:space="preserve">动态显存拓扑感知</w:t>
-      </w:r>
-      <w:r>
-        <w:rPr>
-          <w:rFonts w:hint="eastAsia"/>
-        </w:rPr>
-        <w:t xml:space="preserve">，以及针对高并发请求的</w:t>
+        <w:t xml:space="preserve">轻量单线页眉贯通</w:t>
+      </w:r>
+      <w:r>
+        <w:rPr>
+          <w:rFonts w:hint="eastAsia"/>
+        </w:rPr>
+        <w:t xml:space="preserve">，以及针对企业级技术规范的</w:t>
       </w:r>
       <w:r>
         <w:rPr>
           <w:rFonts w:hint="eastAsia"/>
           <w:u w:val="single"/>
         </w:rPr>
-        <w:t xml:space="preserve">细粒度算力调度策略</w:t>
+        <w:t xml:space="preserve">自动化确定性门禁策略</w:t>
       </w:r>
       <w:r>
         <w:t xml:space="preserve">。</w:t>
@@ -214,21 +318,21 @@
         <w:rPr>
           <w:rFonts w:hint="eastAsia"/>
         </w:rPr>
-        <w:t xml:space="preserve">为实现计算资源的最优分配，系统引入了动态资源分配算子。设集群总可用显存带宽为</w:t>
+        <w:t xml:space="preserve">为科学评估自动化排版流水线为研发团队释放的效能收益，我们构建了文档工程化交付的综合生产力函数。设团队并发协作者规模为</w:t>
       </w:r>
       <w:r>
         <w:t xml:space="preserve"> </w:t>
       </w:r>
       <m:oMath>
         <m:r>
-          <m:t>B</m:t>
+          <m:t>K</m:t>
         </m:r>
       </m:oMath>
       <w:r>
         <w:rPr>
           <w:rFonts w:hint="eastAsia"/>
         </w:rPr>
-        <w:t xml:space="preserve">，请求到达流服从非齐次泊松过程，系统稳态吞吐量</w:t>
+        <w:t xml:space="preserve">，月均文档变更流服从泊松分布，系统稳态生产力增益指数</w:t>
       </w:r>
       <w:r>
         <w:t xml:space="preserve"> </w:t>
@@ -433,7 +537,7 @@
                                 <m:nor/>
                                 <m:sty m:val="p"/>
                               </m:rPr>
-                              <m:t>SNR</m:t>
+                              <m:t>ROI</m:t>
                             </m:r>
                           </m:e>
                           <m:sub>
@@ -539,7 +643,7 @@
         <w:rPr>
           <w:rFonts w:hint="eastAsia"/>
         </w:rPr>
-        <w:t xml:space="preserve">类业务负载的突发率，</w:t>
+        <w:t xml:space="preserve">类业务架构文档的提交频次，</w:t>
       </w:r>
       <m:oMath>
         <m:sSub>
@@ -562,16 +666,19 @@
         <w:rPr>
           <w:rFonts w:hint="eastAsia"/>
         </w:rPr>
-        <w:t xml:space="preserve">为平均</w:t>
-      </w:r>
-      <w:r>
-        <w:t xml:space="preserve"> Token </w:t>
-      </w:r>
-      <w:r>
-        <w:rPr>
-          <w:rFonts w:hint="eastAsia"/>
-        </w:rPr>
-        <w:t xml:space="preserve">处理密度。通过自适应解耦路由策略，系统能够动态平衡跨节点互联带宽。</w:t>
+        <w:t xml:space="preserve">为代码与文档同步审查的增益密度。通过架构级的样式标准化治理</w:t>
+      </w:r>
+      <w:r>
+        <w:t xml:space="preserve"> </w:t>
+      </w:r>
+      <w:r>
+        <w:t xml:space="preserve">(Bass et al., 2015)</w:t>
+      </w:r>
+      <w:r>
+        <w:rPr>
+          <w:rFonts w:hint="eastAsia"/>
+        </w:rPr>
+        <w:t xml:space="preserve">，系统确保所有团队成员无论本地编辑环境如何，均能一键输出完全符合企业视觉识别系统的统一标准文档。</w:t>
       </w:r>
     </w:p>
     <w:bookmarkEnd w:id="19"/>
@@ -604,7 +711,25 @@
         <w:rPr>
           <w:rFonts w:hint="eastAsia"/>
         </w:rPr>
-        <w:t xml:space="preserve">我们在标准跨行业基准套件上对两代核心推理引擎展开了端到端压力测试，归一化综合评分如图</w:t>
+        <w:t xml:space="preserve">我们在典型跨部门协作场景下对“传统</w:t>
+      </w:r>
+      <w:r>
+        <w:t xml:space="preserve"> Word </w:t>
+      </w:r>
+      <w:r>
+        <w:rPr>
+          <w:rFonts w:hint="eastAsia"/>
+        </w:rPr>
+        <w:t xml:space="preserve">手工维护”与“md-to-word</w:t>
+      </w:r>
+      <w:r>
+        <w:t xml:space="preserve"> </w:t>
+      </w:r>
+      <w:r>
+        <w:rPr>
+          <w:rFonts w:hint="eastAsia"/>
+        </w:rPr>
+        <w:t xml:space="preserve">自动化流水线”展开了端到端压力测试，归一化综合评分如图</w:t>
       </w:r>
       <w:r>
         <w:t xml:space="preserve"> 1 </w:t>
@@ -623,9 +748,9 @@
       <w:r>
         <w:drawing>
           <wp:inline>
-            <wp:extent cx="5039999" cy="2481230"/>
+            <wp:extent cx="5039999" cy="2264146"/>
             <wp:effectExtent b="0" l="0" r="0" t="0"/>
-            <wp:docPr descr="图 1 跨行业模型量化评估综合 Benchmark 对比" title="" id="21" name="Picture"/>
+            <wp:docPr descr="图 1 企业级文档工程化流水线综合评估基准对比" title="" id="21" name="Picture"/>
             <a:graphic>
               <a:graphicData uri="http://schemas.openxmlformats.org/drawingml/2006/picture">
                 <pic:pic>
@@ -644,7 +769,7 @@
                   <pic:spPr bwMode="auto">
                     <a:xfrm>
                       <a:off x="0" y="0"/>
-                      <a:ext cx="5039999" cy="2481230"/>
+                      <a:ext cx="5039999" cy="2264146"/>
                     </a:xfrm>
                     <a:prstGeom prst="rect">
                       <a:avLst/>
@@ -680,16 +805,7 @@
         <w:rPr>
           <w:rFonts w:hint="eastAsia"/>
         </w:rPr>
-        <w:t xml:space="preserve">跨行业模型量化评估综合</w:t>
-      </w:r>
-      <w:r>
-        <w:t xml:space="preserve"> Benchmark </w:t>
-      </w:r>
-      <w:r>
-        <w:rPr>
-          <w:rFonts w:hint="eastAsia"/>
-        </w:rPr>
-        <w:t xml:space="preserve">对比</w:t>
+        <w:t xml:space="preserve">企业级文档工程化流水线综合评估基准对比</w:t>
       </w:r>
     </w:p>
     <w:p>
@@ -709,7 +825,7 @@
         <w:rPr>
           <w:rFonts w:hint="eastAsia"/>
         </w:rPr>
-        <w:t xml:space="preserve">所示。</w:t>
+        <w:t xml:space="preserve">所示。本报告采用紧凑现代的全网格线数据网格呈现，外框与内部分隔线均经过严密排版校准。</w:t>
       </w:r>
     </w:p>
     <w:p>
@@ -738,20 +854,30 @@
         <w:rPr>
           <w:rFonts w:hint="eastAsia"/>
         </w:rPr>
-        <w:t xml:space="preserve">新一代引擎与基线系统关键指标对比</w:t>
+        <w:t xml:space="preserve">传统手工排版与</w:t>
+      </w:r>
+      <w:r>
+        <w:t xml:space="preserve"> md-to-word </w:t>
+      </w:r>
+      <w:r>
+        <w:rPr>
+          <w:rFonts w:hint="eastAsia"/>
+        </w:rPr>
+        <w:t xml:space="preserve">企业级工程化流水线关键指标对比</w:t>
       </w:r>
     </w:p>
     <w:tbl>
       <w:tblPr>
         <w:tblStyle w:val="Table"/>
-        <w:tblW w:type="auto" w:w="0"/>
+        <w:tblW w:type="pct" w:w="5000"/>
+        <w:tblLayout w:type="fixed"/>
         <w:tblLook w:firstRow="1" w:lastRow="0" w:firstColumn="0" w:lastColumn="0" w:noHBand="0" w:noVBand="0" w:val="0020"/>
       </w:tblPr>
       <w:tblGrid>
-        <w:gridCol w:w="1980"/>
-        <w:gridCol w:w="1980"/>
-        <w:gridCol w:w="1980"/>
-        <w:gridCol w:w="1980"/>
+        <w:gridCol w:w="1667"/>
+        <w:gridCol w:w="2084"/>
+        <w:gridCol w:w="2084"/>
+        <w:gridCol w:w="2084"/>
       </w:tblGrid>
       <w:tr>
         <w:trPr>
@@ -783,10 +909,16 @@
               <w:rPr>
                 <w:rFonts w:hint="eastAsia"/>
               </w:rPr>
-              <w:t xml:space="preserve">基线引擎</w:t>
-            </w:r>
-            <w:r>
-              <w:t xml:space="preserve"> v1</w:t>
+              <w:t xml:space="preserve">传统</w:t>
+            </w:r>
+            <w:r>
+              <w:t xml:space="preserve"> Word </w:t>
+            </w:r>
+            <w:r>
+              <w:rPr>
+                <w:rFonts w:hint="eastAsia"/>
+              </w:rPr>
+              <w:t xml:space="preserve">手工排版</w:t>
             </w:r>
           </w:p>
         </w:tc>
@@ -798,13 +930,13 @@
               <w:jc w:val="center"/>
             </w:pPr>
             <w:r>
+              <w:t xml:space="preserve">md-to-word </w:t>
+            </w:r>
+            <w:r>
               <w:rPr>
                 <w:rFonts w:hint="eastAsia"/>
               </w:rPr>
-              <w:t xml:space="preserve">新一代企业级引擎</w:t>
-            </w:r>
-            <w:r>
-              <w:t xml:space="preserve"> v2</w:t>
+              <w:t xml:space="preserve">自动化流水线</w:t>
             </w:r>
           </w:p>
         </w:tc>
@@ -839,10 +971,10 @@
               <w:rPr>
                 <w:rFonts w:hint="eastAsia"/>
               </w:rPr>
-              <w:t xml:space="preserve">任务精准度</w:t>
-            </w:r>
-            <w:r>
-              <w:t xml:space="preserve"> Precision (%)</w:t>
+              <w:t xml:space="preserve">样式符合度</w:t>
+            </w:r>
+            <w:r>
+              <w:t xml:space="preserve"> Accuracy (%)</w:t>
             </w:r>
           </w:p>
         </w:tc>
@@ -892,13 +1024,16 @@
               <w:jc w:val="left"/>
             </w:pPr>
             <w:r>
+              <w:t xml:space="preserve">Git </w:t>
+            </w:r>
+            <w:r>
               <w:rPr>
                 <w:rFonts w:hint="eastAsia"/>
               </w:rPr>
-              <w:t xml:space="preserve">召回率</w:t>
-            </w:r>
-            <w:r>
-              <w:t xml:space="preserve"> Recall (%)</w:t>
+              <w:t xml:space="preserve">审查支持率</w:t>
+            </w:r>
+            <w:r>
+              <w:t xml:space="preserve"> Review (%)</w:t>
             </w:r>
           </w:p>
         </w:tc>
@@ -910,7 +1045,7 @@
               <w:jc w:val="center"/>
             </w:pPr>
             <w:r>
-              <w:t xml:space="preserve">83.210</w:t>
+              <w:t xml:space="preserve">0.000</w:t>
             </w:r>
           </w:p>
         </w:tc>
@@ -922,7 +1057,7 @@
               <w:jc w:val="center"/>
             </w:pPr>
             <w:r>
-              <w:t xml:space="preserve">93.540</w:t>
+              <w:t xml:space="preserve">100.000</w:t>
             </w:r>
           </w:p>
         </w:tc>
@@ -934,7 +1069,10 @@
               <w:jc w:val="center"/>
             </w:pPr>
             <w:r>
-              <w:t xml:space="preserve">+12.414</w:t>
+              <w:rPr>
+                <w:rFonts w:hint="eastAsia"/>
+              </w:rPr>
+              <w:t xml:space="preserve">质的飞跃</w:t>
             </w:r>
           </w:p>
         </w:tc>
@@ -951,10 +1089,10 @@
               <w:rPr>
                 <w:rFonts w:hint="eastAsia"/>
               </w:rPr>
-              <w:t xml:space="preserve">平均推理延迟</w:t>
-            </w:r>
-            <w:r>
-              <w:t xml:space="preserve"> (ms)</w:t>
+              <w:t xml:space="preserve">单篇平均排版交付用时</w:t>
+            </w:r>
+            <w:r>
+              <w:t xml:space="preserve"> (s)</w:t>
             </w:r>
           </w:p>
         </w:tc>
@@ -1007,7 +1145,7 @@
               <w:rPr>
                 <w:rFonts w:hint="eastAsia"/>
               </w:rPr>
-              <w:t xml:space="preserve">系统并发吞吐量</w:t>
+              <w:t xml:space="preserve">跨团队并发协作吞吐</w:t>
             </w:r>
             <w:r>
               <w:t xml:space="preserve"> (req/s)</w:t>
@@ -1060,25 +1198,34 @@
         <w:rPr>
           <w:rFonts w:hint="eastAsia"/>
         </w:rPr>
-        <w:t xml:space="preserve">注：基准测试基于</w:t>
-      </w:r>
-      <w:r>
-        <w:t xml:space="preserve"> 8 </w:t>
-      </w:r>
-      <w:r>
-        <w:rPr>
-          <w:rFonts w:hint="eastAsia"/>
-        </w:rPr>
-        <w:t xml:space="preserve">卡</w:t>
-      </w:r>
-      <w:r>
-        <w:t xml:space="preserve"> H800 </w:t>
-      </w:r>
-      <w:r>
-        <w:rPr>
-          <w:rFonts w:hint="eastAsia"/>
-        </w:rPr>
-        <w:t xml:space="preserve">集群执行，数据为连续</w:t>
+        <w:t xml:space="preserve">注：基准测试基于包含</w:t>
+      </w:r>
+      <w:r>
+        <w:t xml:space="preserve"> 10 </w:t>
+      </w:r>
+      <w:r>
+        <w:rPr>
+          <w:rFonts w:hint="eastAsia"/>
+        </w:rPr>
+        <w:t xml:space="preserve">章节、20</w:t>
+      </w:r>
+      <w:r>
+        <w:t xml:space="preserve"> </w:t>
+      </w:r>
+      <w:r>
+        <w:rPr>
+          <w:rFonts w:hint="eastAsia"/>
+        </w:rPr>
+        <w:t xml:space="preserve">张全网格数据表与</w:t>
+      </w:r>
+      <w:r>
+        <w:t xml:space="preserve"> 15 </w:t>
+      </w:r>
+      <w:r>
+        <w:rPr>
+          <w:rFonts w:hint="eastAsia"/>
+        </w:rPr>
+        <w:t xml:space="preserve">幅工程插图的标准技术白皮书进行连续</w:t>
       </w:r>
       <w:r>
         <w:t xml:space="preserve"> 72 </w:t>
@@ -1087,7 +1234,7 @@
         <w:rPr>
           <w:rFonts w:hint="eastAsia"/>
         </w:rPr>
-        <w:t xml:space="preserve">小时压力测试下的稳态统计均值。</w:t>
+        <w:t xml:space="preserve">小时压力测算。</w:t>
       </w:r>
     </w:p>
     <w:p>
@@ -1098,7 +1245,7 @@
         <w:rPr>
           <w:rFonts w:hint="eastAsia"/>
         </w:rPr>
-        <w:t xml:space="preserve">实测结果证实，新一代架构在保持高精度的同时，吞吐量获得了显著跃升，具备极佳的工业推广价值。</w:t>
+        <w:t xml:space="preserve">实测结果证实，基于全网格数据表与声明式规范的工程化流水线，在保持工业级精度的同时，使文档发布周期大幅缩短，具有极高的推广与应用价值。</w:t>
       </w:r>
     </w:p>
     <w:bookmarkEnd w:id="23"/>
@@ -1131,7 +1278,7 @@
         <w:rPr>
           <w:rFonts w:hint="eastAsia"/>
         </w:rPr>
-        <w:t xml:space="preserve">本白皮书提出的企业级架构方案在生产环境中展现了卓越的稳健性。后续将持续推进多模态端云协同计算生态的建设。</w:t>
+        <w:t xml:space="preserve">本白皮书提出的企业级文档工程化方案有效消除了研发文档版本混乱与排版碎片化问题。后续将持续推进与企业知识库、自动化发布流水线的深度融合。</w:t>
       </w:r>
     </w:p>
     <w:p>
@@ -1146,13 +1293,13 @@
       </w:r>
     </w:p>
     <w:bookmarkStart w:id="27" w:name="refs"/>
-    <w:bookmarkStart w:id="24" w:name="ref-brown2020"/>
+    <w:bookmarkStart w:id="24" w:name="ref-bass2015"/>
     <w:p>
       <w:pPr>
         <w:pStyle w:val="Bibliography"/>
       </w:pPr>
       <w:r>
-        <w:t xml:space="preserve">Brown, T., Mann, B., Ryder, N., Subbiah, M., Kaplan, J. D., Dhariwal, P., Neelakantan, A., Shyam, P., Sastry, G., &amp; Askell, A. (2020). Language models are few-shot learners.</w:t>
+        <w:t xml:space="preserve">Bass, L., Clements, P., &amp; Kazman, R. (2015).</w:t>
       </w:r>
       <w:r>
         <w:t xml:space="preserve"> </w:t>
@@ -1162,10 +1309,20 @@
           <w:i/>
           <w:iCs/>
         </w:rPr>
-        <w:t xml:space="preserve">Advances in Neural Information Processing Systems</w:t>
-      </w:r>
-      <w:r>
-        <w:t xml:space="preserve">,</w:t>
+        <w:t xml:space="preserve">Software architecture in practice (3rd edition)</w:t>
+      </w:r>
+      <w:r>
+        <w:t xml:space="preserve">. Addison-Wesley Professional.</w:t>
+      </w:r>
+    </w:p>
+    <w:bookmarkEnd w:id="24"/>
+    <w:bookmarkStart w:id="25" w:name="ref-chacon2014"/>
+    <w:p>
+      <w:pPr>
+        <w:pStyle w:val="Bibliography"/>
+      </w:pPr>
+      <w:r>
+        <w:t xml:space="preserve">Chacon, S., &amp; Straub, B. (2014).</w:t>
       </w:r>
       <w:r>
         <w:t xml:space="preserve"> </w:t>
@@ -1175,20 +1332,20 @@
           <w:i/>
           <w:iCs/>
         </w:rPr>
-        <w:t xml:space="preserve">33</w:t>
-      </w:r>
-      <w:r>
-        <w:t xml:space="preserve">, 1877–1901.</w:t>
+        <w:t xml:space="preserve">Pro git</w:t>
+      </w:r>
+      <w:r>
+        <w:t xml:space="preserve">. Apress.</w:t>
       </w:r>
     </w:p>
-    <w:bookmarkEnd w:id="24"/>
-    <w:bookmarkStart w:id="25" w:name="ref-silver2016"/>
+    <w:bookmarkEnd w:id="25"/>
+    <w:bookmarkStart w:id="26" w:name="ref-fowler2006"/>
     <w:p>
       <w:pPr>
         <w:pStyle w:val="Bibliography"/>
       </w:pPr>
       <w:r>
-        <w:t xml:space="preserve">Silver, D., Huang, A., Maddison, C. J., Guez, A., Sifre, L., Van Den Driessche, G., Schrittwieser, J., Antonoglou, I., Panneershelvam, V., &amp; Lanctot, M. (2016). Mastering the game of go with deep neural networks and tree search.</w:t>
+        <w:t xml:space="preserve">Fowler, M., &amp; Foemmel, M. (2006). Continuous integration.</w:t>
       </w:r>
       <w:r>
         <w:t xml:space="preserve"> </w:t>
@@ -1198,7 +1355,7 @@
           <w:i/>
           <w:iCs/>
         </w:rPr>
-        <w:t xml:space="preserve">Nature</w:t>
+        <w:t xml:space="preserve">ThoughtWorks</w:t>
       </w:r>
       <w:r>
         <w:t xml:space="preserve">,</w:t>
@@ -1211,46 +1368,10 @@
           <w:i/>
           <w:iCs/>
         </w:rPr>
-        <w:t xml:space="preserve">529</w:t>
-      </w:r>
-      <w:r>
-        <w:t xml:space="preserve">(7587), 484–489.</w:t>
-      </w:r>
-    </w:p>
-    <w:bookmarkEnd w:id="25"/>
-    <w:bookmarkStart w:id="26" w:name="ref-vaswani2017"/>
-    <w:p>
-      <w:pPr>
-        <w:pStyle w:val="Bibliography"/>
-      </w:pPr>
-      <w:r>
-        <w:t xml:space="preserve">Vaswani, A., Shazeer, N., Parmar, N., Uszkoreit, J., Jones, L., Gomez, A. N., Kaiser, Ł., &amp; Polosukhin, I. (2017). Attention is all you need.</w:t>
-      </w:r>
-      <w:r>
-        <w:t xml:space="preserve"> </w:t>
-      </w:r>
-      <w:r>
-        <w:rPr>
-          <w:i/>
-          <w:iCs/>
-        </w:rPr>
-        <w:t xml:space="preserve">Advances in Neural Information Processing Systems</w:t>
-      </w:r>
-      <w:r>
-        <w:t xml:space="preserve">,</w:t>
-      </w:r>
-      <w:r>
-        <w:t xml:space="preserve"> </w:t>
-      </w:r>
-      <w:r>
-        <w:rPr>
-          <w:i/>
-          <w:iCs/>
-        </w:rPr>
-        <w:t xml:space="preserve">30</w:t>
-      </w:r>
-      <w:r>
-        <w:t xml:space="preserve">, 5998–6008.</w:t>
+        <w:t xml:space="preserve">122</w:t>
+      </w:r>
+      <w:r>
+        <w:t xml:space="preserve">.</w:t>
       </w:r>
     </w:p>
     <w:bookmarkEnd w:id="26"/>
@@ -1472,12 +1593,12 @@
     <w:tblPr>
       <w:jc w:val="center"/>
       <w:tblBorders>
-        <w:top w:color="000000" w:space="0" w:sz="12" w:val="single"/>
-        <w:bottom w:color="000000" w:space="0" w:sz="12" w:val="single"/>
-        <w:left w:val="none"/>
-        <w:right w:val="none"/>
-        <w:insideH w:val="none"/>
-        <w:insideV w:val="none"/>
+        <w:top w:color="000000" w:space="0" w:sz="6" w:val="single"/>
+        <w:bottom w:color="000000" w:space="0" w:sz="6" w:val="single"/>
+        <w:left w:color="000000" w:space="0" w:sz="4" w:val="single"/>
+        <w:right w:color="000000" w:space="0" w:sz="4" w:val="single"/>
+        <w:insideH w:color="000000" w:space="0" w:sz="4" w:val="single"/>
+        <w:insideV w:color="000000" w:space="0" w:sz="4" w:val="single"/>
       </w:tblBorders>
       <w:tblCellMar>
         <w:top w:type="dxa" w:w="0"/>
@@ -1502,11 +1623,6 @@
       <w:trPr>
         <w:tblHeader/>
       </w:trPr>
-      <w:tcPr>
-        <w:tcBorders>
-          <w:bottom w:color="000000" w:space="0" w:sz="6" w:val="single"/>
-        </w:tcBorders>
-      </w:tcPr>
     </w:tblStylePr>
     <w:tblStylePr w:type="wholeTable">
       <w:tcPr>

--- a/demo/02_modern_report/report_sample.docx
+++ b/demo/02_modern_report/report_sample.docx
@@ -71,34 +71,52 @@
         <w:rPr>
           <w:rFonts w:hint="eastAsia"/>
         </w:rPr>
-        <w:t xml:space="preserve">自动化编译引擎的企业级文档工程化范式。实测基准数据显示，通过将文档版本控制彻底回归</w:t>
-      </w:r>
-      <w:r>
-        <w:t xml:space="preserve"> Git </w:t>
-      </w:r>
-      <w:r>
-        <w:rPr>
-          <w:rFonts w:hint="eastAsia"/>
-        </w:rPr>
-        <w:t xml:space="preserve">纯文本流，团队代码审查与文档合并效率提升</w:t>
+        <w:t xml:space="preserve">自动化编译引擎的企业级文档工程化范式。以本白皮书自身为样本实测：从</w:t>
+      </w:r>
+      <w:r>
+        <w:t xml:space="preserve"> Markdown </w:t>
+      </w:r>
+      <w:r>
+        <w:rPr>
+          <w:rFonts w:hint="eastAsia"/>
+        </w:rPr>
+        <w:t xml:space="preserve">源码到规范</w:t>
       </w:r>
       <w:r>
         <w:t xml:space="preserve"> </w:t>
       </w:r>
       <w:r>
         <w:rPr>
-          <w:rFonts w:hint="eastAsia"/>
-        </w:rPr>
-        <w:t xml:space="preserve">61.538%，端到端自动化编译延迟降至</w:t>
-      </w:r>
-      <w:r>
-        <w:t xml:space="preserve"> 18.250 </w:t>
-      </w:r>
-      <w:r>
-        <w:rPr>
-          <w:rFonts w:hint="eastAsia"/>
-        </w:rPr>
-        <w:t xml:space="preserve">秒，结合全网格工程数据表与确定性门禁，实现了研发文档交付的全流程质量闭环。</w:t>
+          <w:rStyle w:val="VerbatimChar"/>
+        </w:rPr>
+        <w:t xml:space="preserve">.docx</w:t>
+      </w:r>
+      <w:r>
+        <w:t xml:space="preserve"> </w:t>
+      </w:r>
+      <w:r>
+        <w:rPr>
+          <w:rFonts w:hint="eastAsia"/>
+        </w:rPr>
+        <w:t xml:space="preserve">的端到端编译稳定在约</w:t>
+      </w:r>
+      <w:r>
+        <w:t xml:space="preserve"> 1 </w:t>
+      </w:r>
+      <w:r>
+        <w:rPr>
+          <w:rFonts w:hint="eastAsia"/>
+        </w:rPr>
+        <w:t xml:space="preserve">秒，三次导出之间波动不超过</w:t>
+      </w:r>
+      <w:r>
+        <w:t xml:space="preserve"> 0.02 </w:t>
+      </w:r>
+      <w:r>
+        <w:rPr>
+          <w:rFonts w:hint="eastAsia"/>
+        </w:rPr>
+        <w:t xml:space="preserve">秒；配合全网格工程数据表与三道确定性门禁，实现了研发文档交付的全流程质量闭环。</w:t>
       </w:r>
     </w:p>
     <w:p>
@@ -682,7 +700,7 @@
       </w:r>
     </w:p>
     <w:bookmarkEnd w:id="19"/>
-    <w:bookmarkStart w:id="23" w:name="第三章-基准测试与量化性能分析"/>
+    <w:bookmarkStart w:id="23" w:name="第三章-实测与量化分析"/>
     <w:p>
       <w:pPr>
         <w:pStyle w:val="Heading1"/>
@@ -700,7 +718,7 @@
         <w:rPr>
           <w:rFonts w:hint="eastAsia"/>
         </w:rPr>
-        <w:t xml:space="preserve">基准测试与量化性能分析</w:t>
+        <w:t xml:space="preserve">实测与量化分析</w:t>
       </w:r>
     </w:p>
     <w:p>
@@ -711,25 +729,7 @@
         <w:rPr>
           <w:rFonts w:hint="eastAsia"/>
         </w:rPr>
-        <w:t xml:space="preserve">我们在典型跨部门协作场景下对“传统</w:t>
-      </w:r>
-      <w:r>
-        <w:t xml:space="preserve"> Word </w:t>
-      </w:r>
-      <w:r>
-        <w:rPr>
-          <w:rFonts w:hint="eastAsia"/>
-        </w:rPr>
-        <w:t xml:space="preserve">手工维护”与“md-to-word</w:t>
-      </w:r>
-      <w:r>
-        <w:t xml:space="preserve"> </w:t>
-      </w:r>
-      <w:r>
-        <w:rPr>
-          <w:rFonts w:hint="eastAsia"/>
-        </w:rPr>
-        <w:t xml:space="preserve">自动化流水线”展开了端到端压力测试，归一化综合评分如图</w:t>
+        <w:t xml:space="preserve">我们把本白皮书自身作为被测对象：同一份稿件不改动任何内容，连续导出五次，端到端耗时如图</w:t>
       </w:r>
       <w:r>
         <w:t xml:space="preserve"> 1 </w:t>
@@ -748,14 +748,14 @@
       <w:r>
         <w:drawing>
           <wp:inline>
-            <wp:extent cx="5039999" cy="2264146"/>
+            <wp:extent cx="4679999" cy="2183999"/>
             <wp:effectExtent b="0" l="0" r="0" t="0"/>
-            <wp:docPr descr="图 1 企业级文档工程化流水线综合评估基准对比" title="" id="21" name="Picture"/>
+            <wp:docPr descr="图 1 同一稿件连续五次导出的端到端耗时（实测）" title="" id="21" name="Picture"/>
             <a:graphic>
               <a:graphicData uri="http://schemas.openxmlformats.org/drawingml/2006/picture">
                 <pic:pic>
                   <pic:nvPicPr>
-                    <pic:cNvPr descr="figures/benchmark_comparison.png" id="22" name="Picture"/>
+                    <pic:cNvPr descr="figures/export_timing.png" id="22" name="Picture"/>
                     <pic:cNvPicPr>
                       <a:picLocks noChangeArrowheads="1" noChangeAspect="1"/>
                     </pic:cNvPicPr>
@@ -769,7 +769,7 @@
                   <pic:spPr bwMode="auto">
                     <a:xfrm>
                       <a:off x="0" y="0"/>
-                      <a:ext cx="5039999" cy="2264146"/>
+                      <a:ext cx="4679999" cy="2183999"/>
                     </a:xfrm>
                     <a:prstGeom prst="rect">
                       <a:avLst/>
@@ -805,7 +805,7 @@
         <w:rPr>
           <w:rFonts w:hint="eastAsia"/>
         </w:rPr>
-        <w:t xml:space="preserve">企业级文档工程化流水线综合评估基准对比</w:t>
+        <w:t xml:space="preserve">同一稿件连续五次导出的端到端耗时（实测）</w:t>
       </w:r>
     </w:p>
     <w:p>
@@ -816,7 +816,48 @@
         <w:rPr>
           <w:rFonts w:hint="eastAsia"/>
         </w:rPr>
-        <w:t xml:space="preserve">核心量化指标详细对比数据汇总如表</w:t>
+        <w:t xml:space="preserve">同一个会话里首次导出需生成临时模板并预热渲染器，约</w:t>
+      </w:r>
+      <w:r>
+        <w:t xml:space="preserve"> 2.0 </w:t>
+      </w:r>
+      <w:r>
+        <w:rPr>
+          <w:rFonts w:hint="eastAsia"/>
+        </w:rPr>
+        <w:t xml:space="preserve">秒；其后稳定在</w:t>
+      </w:r>
+      <w:r>
+        <w:t xml:space="preserve"> 1.0 </w:t>
+      </w:r>
+      <w:r>
+        <w:rPr>
+          <w:rFonts w:hint="eastAsia"/>
+        </w:rPr>
+        <w:t xml:space="preserve">秒上下，五次之间的波动不超过</w:t>
+      </w:r>
+      <w:r>
+        <w:t xml:space="preserve"> 0.02 </w:t>
+      </w:r>
+      <w:r>
+        <w:rPr>
+          <w:rFonts w:hint="eastAsia"/>
+        </w:rPr>
+        <w:t xml:space="preserve">秒——</w:t>
+      </w:r>
+      <w:r>
+        <w:rPr>
+          <w:rFonts w:hint="eastAsia"/>
+          <w:b/>
+          <w:bCs/>
+        </w:rPr>
+        <w:t xml:space="preserve">秒级，且可复现</w:t>
+      </w:r>
+      <w:r>
+        <w:rPr>
+          <w:rFonts w:hint="eastAsia"/>
+        </w:rPr>
+        <w:t xml:space="preserve">。核心指标的对照数据汇总如表</w:t>
       </w:r>
       <w:r>
         <w:t xml:space="preserve"> 1 </w:t>
@@ -863,7 +904,7 @@
         <w:rPr>
           <w:rFonts w:hint="eastAsia"/>
         </w:rPr>
-        <w:t xml:space="preserve">企业级工程化流水线关键指标对比</w:t>
+        <w:t xml:space="preserve">流水线的核心差异</w:t>
       </w:r>
     </w:p>
     <w:tbl>
@@ -874,10 +915,9 @@
         <w:tblLook w:firstRow="1" w:lastRow="0" w:firstColumn="0" w:lastColumn="0" w:noHBand="0" w:noVBand="0" w:val="0020"/>
       </w:tblPr>
       <w:tblGrid>
-        <w:gridCol w:w="1667"/>
-        <w:gridCol w:w="2084"/>
-        <w:gridCol w:w="2084"/>
-        <w:gridCol w:w="2084"/>
+        <w:gridCol w:w="2640"/>
+        <w:gridCol w:w="2640"/>
+        <w:gridCol w:w="2640"/>
       </w:tblGrid>
       <w:tr>
         <w:trPr>
@@ -894,7 +934,7 @@
               <w:rPr>
                 <w:rFonts w:hint="eastAsia"/>
               </w:rPr>
-              <w:t xml:space="preserve">评估维度</w:t>
+              <w:t xml:space="preserve">对照维度</w:t>
             </w:r>
           </w:p>
         </w:tc>
@@ -903,7 +943,7 @@
           <w:p>
             <w:pPr>
               <w:pStyle w:val="Compact"/>
-              <w:jc w:val="center"/>
+              <w:jc w:val="left"/>
             </w:pPr>
             <w:r>
               <w:rPr>
@@ -927,7 +967,7 @@
           <w:p>
             <w:pPr>
               <w:pStyle w:val="Compact"/>
-              <w:jc w:val="center"/>
+              <w:jc w:val="left"/>
             </w:pPr>
             <w:r>
               <w:t xml:space="preserve">md-to-word </w:t>
@@ -937,24 +977,6 @@
                 <w:rFonts w:hint="eastAsia"/>
               </w:rPr>
               <w:t xml:space="preserve">自动化流水线</w:t>
-            </w:r>
-          </w:p>
-        </w:tc>
-        <w:tc>
-          <w:tcPr/>
-          <w:p>
-            <w:pPr>
-              <w:pStyle w:val="Compact"/>
-              <w:jc w:val="center"/>
-            </w:pPr>
-            <w:r>
-              <w:rPr>
-                <w:rFonts w:hint="eastAsia"/>
-              </w:rPr>
-              <w:t xml:space="preserve">提升幅度</w:t>
-            </w:r>
-            <w:r>
-              <w:t xml:space="preserve"> (%)</w:t>
             </w:r>
           </w:p>
         </w:tc>
@@ -971,10 +993,7 @@
               <w:rPr>
                 <w:rFonts w:hint="eastAsia"/>
               </w:rPr>
-              <w:t xml:space="preserve">样式符合度</w:t>
-            </w:r>
-            <w:r>
-              <w:t xml:space="preserve"> Accuracy (%)</w:t>
+              <w:t xml:space="preserve">单次全量重排耗时</w:t>
             </w:r>
           </w:p>
         </w:tc>
@@ -983,10 +1002,13 @@
           <w:p>
             <w:pPr>
               <w:pStyle w:val="Compact"/>
-              <w:jc w:val="center"/>
+              <w:jc w:val="left"/>
             </w:pPr>
             <w:r>
-              <w:t xml:space="preserve">85.320</w:t>
+              <w:rPr>
+                <w:rFonts w:hint="eastAsia"/>
+              </w:rPr>
+              <w:t xml:space="preserve">人工逐处调整，分钟级</w:t>
             </w:r>
           </w:p>
         </w:tc>
@@ -995,22 +1017,22 @@
           <w:p>
             <w:pPr>
               <w:pStyle w:val="Compact"/>
-              <w:jc w:val="center"/>
+              <w:jc w:val="left"/>
             </w:pPr>
             <w:r>
-              <w:t xml:space="preserve">94.815</w:t>
-            </w:r>
-          </w:p>
-        </w:tc>
-        <w:tc>
-          <w:tcPr/>
-          <w:p>
-            <w:pPr>
-              <w:pStyle w:val="Compact"/>
-              <w:jc w:val="center"/>
-            </w:pPr>
-            <w:r>
-              <w:t xml:space="preserve">+11.129</w:t>
+              <w:rPr>
+                <w:rFonts w:hint="eastAsia"/>
+              </w:rPr>
+              <w:t xml:space="preserve">稳态约</w:t>
+            </w:r>
+            <w:r>
+              <w:t xml:space="preserve"> 1.0 </w:t>
+            </w:r>
+            <w:r>
+              <w:rPr>
+                <w:rFonts w:hint="eastAsia"/>
+              </w:rPr>
+              <w:t xml:space="preserve">秒（实测）</w:t>
             </w:r>
           </w:p>
         </w:tc>
@@ -1024,16 +1046,10 @@
               <w:jc w:val="left"/>
             </w:pPr>
             <w:r>
-              <w:t xml:space="preserve">Git </w:t>
-            </w:r>
-            <w:r>
               <w:rPr>
                 <w:rFonts w:hint="eastAsia"/>
               </w:rPr>
-              <w:t xml:space="preserve">审查支持率</w:t>
-            </w:r>
-            <w:r>
-              <w:t xml:space="preserve"> Review (%)</w:t>
+              <w:t xml:space="preserve">排版规则的存放位置</w:t>
             </w:r>
           </w:p>
         </w:tc>
@@ -1042,10 +1058,13 @@
           <w:p>
             <w:pPr>
               <w:pStyle w:val="Compact"/>
-              <w:jc w:val="center"/>
+              <w:jc w:val="left"/>
             </w:pPr>
             <w:r>
-              <w:t xml:space="preserve">0.000</w:t>
+              <w:rPr>
+                <w:rFonts w:hint="eastAsia"/>
+              </w:rPr>
+              <w:t xml:space="preserve">散落在一次次手工操作里</w:t>
             </w:r>
           </w:p>
         </w:tc>
@@ -1054,25 +1073,31 @@
           <w:p>
             <w:pPr>
               <w:pStyle w:val="Compact"/>
-              <w:jc w:val="center"/>
-            </w:pPr>
-            <w:r>
-              <w:t xml:space="preserve">100.000</w:t>
-            </w:r>
-          </w:p>
-        </w:tc>
-        <w:tc>
-          <w:tcPr/>
-          <w:p>
-            <w:pPr>
-              <w:pStyle w:val="Compact"/>
-              <w:jc w:val="center"/>
+              <w:jc w:val="left"/>
             </w:pPr>
             <w:r>
               <w:rPr>
                 <w:rFonts w:hint="eastAsia"/>
               </w:rPr>
-              <w:t xml:space="preserve">质的飞跃</w:t>
+              <w:t xml:space="preserve">一个</w:t>
+            </w:r>
+            <w:r>
+              <w:t xml:space="preserve"> 28 </w:t>
+            </w:r>
+            <w:r>
+              <w:rPr>
+                <w:rFonts w:hint="eastAsia"/>
+              </w:rPr>
+              <w:t xml:space="preserve">行的</w:t>
+            </w:r>
+            <w:r>
+              <w:t xml:space="preserve"> </w:t>
+            </w:r>
+            <w:r>
+              <w:rPr>
+                <w:rStyle w:val="VerbatimChar"/>
+              </w:rPr>
+              <w:t xml:space="preserve">requirements.txt</w:t>
             </w:r>
           </w:p>
         </w:tc>
@@ -1089,10 +1114,19 @@
               <w:rPr>
                 <w:rFonts w:hint="eastAsia"/>
               </w:rPr>
-              <w:t xml:space="preserve">单篇平均排版交付用时</w:t>
-            </w:r>
-            <w:r>
-              <w:t xml:space="preserve"> (s)</w:t>
+              <w:t xml:space="preserve">源文件能否用</w:t>
+            </w:r>
+            <w:r>
+              <w:t xml:space="preserve"> Git </w:t>
+            </w:r>
+            <w:r>
+              <w:rPr>
+                <w:rFonts w:hint="eastAsia"/>
+              </w:rPr>
+              <w:t xml:space="preserve">逐行</w:t>
+            </w:r>
+            <w:r>
+              <w:t xml:space="preserve"> diff</w:t>
             </w:r>
           </w:p>
         </w:tc>
@@ -1101,10 +1135,13 @@
           <w:p>
             <w:pPr>
               <w:pStyle w:val="Compact"/>
-              <w:jc w:val="center"/>
+              <w:jc w:val="left"/>
             </w:pPr>
             <w:r>
-              <w:t xml:space="preserve">29.500</w:t>
+              <w:rPr>
+                <w:rFonts w:hint="eastAsia"/>
+              </w:rPr>
+              <w:t xml:space="preserve">不能，二进制冲突即损</w:t>
             </w:r>
           </w:p>
         </w:tc>
@@ -1113,22 +1150,13 @@
           <w:p>
             <w:pPr>
               <w:pStyle w:val="Compact"/>
-              <w:jc w:val="center"/>
+              <w:jc w:val="left"/>
             </w:pPr>
             <w:r>
-              <w:t xml:space="preserve">18.250</w:t>
-            </w:r>
-          </w:p>
-        </w:tc>
-        <w:tc>
-          <w:tcPr/>
-          <w:p>
-            <w:pPr>
-              <w:pStyle w:val="Compact"/>
-              <w:jc w:val="center"/>
-            </w:pPr>
-            <w:r>
-              <w:t xml:space="preserve">-38.136</w:t>
+              <w:rPr>
+                <w:rFonts w:hint="eastAsia"/>
+              </w:rPr>
+              <w:t xml:space="preserve">能，纯文本</w:t>
             </w:r>
           </w:p>
         </w:tc>
@@ -1145,10 +1173,7 @@
               <w:rPr>
                 <w:rFonts w:hint="eastAsia"/>
               </w:rPr>
-              <w:t xml:space="preserve">跨团队并发协作吞吐</w:t>
-            </w:r>
-            <w:r>
-              <w:t xml:space="preserve"> (req/s)</w:t>
+              <w:t xml:space="preserve">交付前的质量门禁</w:t>
             </w:r>
           </w:p>
         </w:tc>
@@ -1157,10 +1182,13 @@
           <w:p>
             <w:pPr>
               <w:pStyle w:val="Compact"/>
-              <w:jc w:val="center"/>
+              <w:jc w:val="left"/>
             </w:pPr>
             <w:r>
-              <w:t xml:space="preserve">260.000</w:t>
+              <w:rPr>
+                <w:rFonts w:hint="eastAsia"/>
+              </w:rPr>
+              <w:t xml:space="preserve">无，依赖肉眼核对</w:t>
             </w:r>
           </w:p>
         </w:tc>
@@ -1169,10 +1197,30 @@
           <w:p>
             <w:pPr>
               <w:pStyle w:val="Compact"/>
-              <w:jc w:val="center"/>
+              <w:jc w:val="left"/>
             </w:pPr>
             <w:r>
-              <w:t xml:space="preserve">420.000</w:t>
+              <w:rPr>
+                <w:rFonts w:hint="eastAsia"/>
+              </w:rPr>
+              <w:t xml:space="preserve">三道：预检／防丢数／逐条对账</w:t>
+            </w:r>
+          </w:p>
+        </w:tc>
+      </w:tr>
+      <w:tr>
+        <w:tc>
+          <w:tcPr/>
+          <w:p>
+            <w:pPr>
+              <w:pStyle w:val="Compact"/>
+              <w:jc w:val="left"/>
+            </w:pPr>
+            <w:r>
+              <w:rPr>
+                <w:rFonts w:hint="eastAsia"/>
+              </w:rPr>
+              <w:t xml:space="preserve">表格小数位是否被改动</w:t>
             </w:r>
           </w:p>
         </w:tc>
@@ -1181,10 +1229,28 @@
           <w:p>
             <w:pPr>
               <w:pStyle w:val="Compact"/>
-              <w:jc w:val="center"/>
+              <w:jc w:val="left"/>
             </w:pPr>
             <w:r>
-              <w:t xml:space="preserve">+61.538</w:t>
+              <w:rPr>
+                <w:rFonts w:hint="eastAsia"/>
+              </w:rPr>
+              <w:t xml:space="preserve">依赖人工复核</w:t>
+            </w:r>
+          </w:p>
+        </w:tc>
+        <w:tc>
+          <w:tcPr/>
+          <w:p>
+            <w:pPr>
+              <w:pStyle w:val="Compact"/>
+              <w:jc w:val="left"/>
+            </w:pPr>
+            <w:r>
+              <w:rPr>
+                <w:rFonts w:hint="eastAsia"/>
+              </w:rPr>
+              <w:t xml:space="preserve">导出前后自动对账</w:t>
             </w:r>
           </w:p>
         </w:tc>
@@ -1198,43 +1264,22 @@
         <w:rPr>
           <w:rFonts w:hint="eastAsia"/>
         </w:rPr>
-        <w:t xml:space="preserve">注：基准测试基于包含</w:t>
-      </w:r>
-      <w:r>
-        <w:t xml:space="preserve"> 10 </w:t>
-      </w:r>
-      <w:r>
-        <w:rPr>
-          <w:rFonts w:hint="eastAsia"/>
-        </w:rPr>
-        <w:t xml:space="preserve">章节、20</w:t>
+        <w:t xml:space="preserve">注：耗时为本机实测（同一稿件连续导出五次，测量脚本见</w:t>
       </w:r>
       <w:r>
         <w:t xml:space="preserve"> </w:t>
       </w:r>
       <w:r>
         <w:rPr>
-          <w:rFonts w:hint="eastAsia"/>
-        </w:rPr>
-        <w:t xml:space="preserve">张全网格数据表与</w:t>
-      </w:r>
-      <w:r>
-        <w:t xml:space="preserve"> 15 </w:t>
-      </w:r>
-      <w:r>
-        <w:rPr>
-          <w:rFonts w:hint="eastAsia"/>
-        </w:rPr>
-        <w:t xml:space="preserve">幅工程插图的标准技术白皮书进行连续</w:t>
-      </w:r>
-      <w:r>
-        <w:t xml:space="preserve"> 72 </w:t>
-      </w:r>
-      <w:r>
-        <w:rPr>
-          <w:rFonts w:hint="eastAsia"/>
-        </w:rPr>
-        <w:t xml:space="preserve">小时压力测算。</w:t>
+          <w:rStyle w:val="VerbatimChar"/>
+        </w:rPr>
+        <w:t xml:space="preserve">demo/make_demo_figures.py</w:t>
+      </w:r>
+      <w:r>
+        <w:rPr>
+          <w:rFonts w:hint="eastAsia"/>
+        </w:rPr>
+        <w:t xml:space="preserve">）；其余各项为特性对照，非性能实测。</w:t>
       </w:r>
     </w:p>
     <w:p>
@@ -1245,7 +1290,7 @@
         <w:rPr>
           <w:rFonts w:hint="eastAsia"/>
         </w:rPr>
-        <w:t xml:space="preserve">实测结果证实，基于全网格数据表与声明式规范的工程化流水线，在保持工业级精度的同时，使文档发布周期大幅缩短，具有极高的推广与应用价值。</w:t>
+        <w:t xml:space="preserve">实测数据证实，声明式规则配合确定性门禁，把一次文档交付压缩到秒级且每次结果一致，具有极高的推广与应用价值。</w:t>
       </w:r>
     </w:p>
     <w:bookmarkEnd w:id="23"/>

--- a/demo/02_modern_report/report_sample.docx
+++ b/demo/02_modern_report/report_sample.docx
@@ -107,7 +107,7 @@
         <w:rPr>
           <w:rFonts w:hint="eastAsia"/>
         </w:rPr>
-        <w:t xml:space="preserve">秒，三次导出之间波动不超过</w:t>
+        <w:t xml:space="preserve">秒，连续五次导出之间波动不超过</w:t>
       </w:r>
       <w:r>
         <w:t xml:space="preserve"> 0.02 </w:t>
@@ -816,16 +816,7 @@
         <w:rPr>
           <w:rFonts w:hint="eastAsia"/>
         </w:rPr>
-        <w:t xml:space="preserve">同一个会话里首次导出需生成临时模板并预热渲染器，约</w:t>
-      </w:r>
-      <w:r>
-        <w:t xml:space="preserve"> 2.0 </w:t>
-      </w:r>
-      <w:r>
-        <w:rPr>
-          <w:rFonts w:hint="eastAsia"/>
-        </w:rPr>
-        <w:t xml:space="preserve">秒；其后稳定在</w:t>
+        <w:t xml:space="preserve">本报告连续导出五次，每次都在</w:t>
       </w:r>
       <w:r>
         <w:t xml:space="preserve"> 1.0 </w:t>
@@ -834,7 +825,7 @@
         <w:rPr>
           <w:rFonts w:hint="eastAsia"/>
         </w:rPr>
-        <w:t xml:space="preserve">秒上下，五次之间的波动不超过</w:t>
+        <w:t xml:space="preserve">秒上下，波动不超过</w:t>
       </w:r>
       <w:r>
         <w:t xml:space="preserve"> 0.02 </w:t>
@@ -857,7 +848,48 @@
         <w:rPr>
           <w:rFonts w:hint="eastAsia"/>
         </w:rPr>
-        <w:t xml:space="preserve">。核心指标的对照数据汇总如表</w:t>
+        <w:t xml:space="preserve">。（图</w:t>
+      </w:r>
+      <w:r>
+        <w:t xml:space="preserve"> 1 </w:t>
+      </w:r>
+      <w:r>
+        <w:rPr>
+          <w:rFonts w:hint="eastAsia"/>
+        </w:rPr>
+        <w:t xml:space="preserve">里那条起步</w:t>
+      </w:r>
+      <w:r>
+        <w:t xml:space="preserve"> 2.0 </w:t>
+      </w:r>
+      <w:r>
+        <w:rPr>
+          <w:rFonts w:hint="eastAsia"/>
+        </w:rPr>
+        <w:t xml:space="preserve">秒的曲线是</w:t>
+      </w:r>
+      <w:r>
+        <w:rPr>
+          <w:rFonts w:hint="eastAsia"/>
+          <w:b/>
+          <w:bCs/>
+        </w:rPr>
+        <w:t xml:space="preserve">学位论文样例</w:t>
+      </w:r>
+      <w:r>
+        <w:rPr>
+          <w:rFonts w:hint="eastAsia"/>
+        </w:rPr>
+        <w:t xml:space="preserve">：它是同一个会话里先跑的那条，首次导出要生成临时模板并预热渲染器，所以慢了约一秒；本文档这一条五次都是</w:t>
+      </w:r>
+      <w:r>
+        <w:t xml:space="preserve"> 1.0 </w:t>
+      </w:r>
+      <w:r>
+        <w:rPr>
+          <w:rFonts w:hint="eastAsia"/>
+        </w:rPr>
+        <w:t xml:space="preserve">秒。）核心指标的对照数据汇总如表</w:t>
       </w:r>
       <w:r>
         <w:t xml:space="preserve"> 1 </w:t>
@@ -2225,11 +2257,6 @@
     <w:basedOn w:val="Normal"/>
     <w:qFormat/>
   </w:style>
-  <w:style w:styleId="SourceCode" w:type="paragraph">
-    <w:name w:val="Source Code"/>
-    <w:basedOn w:val="Normal"/>
-    <w:qFormat/>
-  </w:style>
   <w:style w:styleId="TOCHeading" w:type="paragraph">
     <w:name w:val="TOC Heading"/>
     <w:basedOn w:val="Normal"/>
@@ -2370,10 +2397,25 @@
     <w:basedOn w:val="Normal"/>
     <w:qFormat/>
   </w:style>
+  <w:style w:styleId="SourceCode" w:type="paragraph">
+    <w:name w:val="Source Code"/>
+    <w:basedOn w:val="Normal"/>
+    <w:qFormat/>
+    <w:pPr>
+      <w:spacing w:after="0" w:before="0" w:line="240" w:lineRule="auto"/>
+      <w:ind w:firstLine="0" w:firstLineChars="0" w:left="0" w:right="0"/>
+    </w:pPr>
+    <w:rPr>
+      <w:rFonts w:ascii="Consolas" w:cs="Consolas" w:eastAsia="宋体" w:hAnsi="Consolas"/>
+    </w:rPr>
+  </w:style>
   <w:style w:styleId="VerbatimChar" w:type="character">
     <w:name w:val="Verbatim Char"/>
     <w:basedOn w:val="DefaultParagraphFont"/>
     <w:qFormat/>
+    <w:rPr>
+      <w:rFonts w:ascii="Consolas" w:cs="Consolas" w:eastAsia="宋体" w:hAnsi="Consolas"/>
+    </w:rPr>
   </w:style>
   <w:style w:styleId="SectionNumber" w:type="character">
     <w:name w:val="Section Number"/>

--- a/demo/02_modern_report/report_sample.docx
+++ b/demo/02_modern_report/report_sample.docx
@@ -224,7 +224,18 @@
         <w:t xml:space="preserve"> </w:t>
       </w:r>
       <w:r>
-        <w:t xml:space="preserve">(Chacon &amp; Straub, 2014)</w:t>
+        <w:t xml:space="preserve">(</w:t>
+      </w:r>
+      <w:hyperlink w:anchor="ref-chacon2014">
+        <w:r>
+          <w:rPr>
+            <w:rStyle w:val="Hyperlink"/>
+          </w:rPr>
+          <w:t xml:space="preserve">Chacon &amp; Straub, 2014</w:t>
+        </w:r>
+      </w:hyperlink>
+      <w:r>
+        <w:t xml:space="preserve">)</w:t>
       </w:r>
       <w:r>
         <w:rPr>
@@ -254,7 +265,18 @@
         <w:t xml:space="preserve"> </w:t>
       </w:r>
       <w:r>
-        <w:t xml:space="preserve">(Fowler &amp; Foemmel, 2006)</w:t>
+        <w:t xml:space="preserve">(</w:t>
+      </w:r>
+      <w:hyperlink w:anchor="ref-fowler2006">
+        <w:r>
+          <w:rPr>
+            <w:rStyle w:val="Hyperlink"/>
+          </w:rPr>
+          <w:t xml:space="preserve">Fowler &amp; Foemmel, 2006</w:t>
+        </w:r>
+      </w:hyperlink>
+      <w:r>
+        <w:t xml:space="preserve">)</w:t>
       </w:r>
       <w:r>
         <w:t xml:space="preserve">。</w:t>
@@ -690,7 +712,18 @@
         <w:t xml:space="preserve"> </w:t>
       </w:r>
       <w:r>
-        <w:t xml:space="preserve">(Bass et al., 2015)</w:t>
+        <w:t xml:space="preserve">(</w:t>
+      </w:r>
+      <w:hyperlink w:anchor="ref-bass2015">
+        <w:r>
+          <w:rPr>
+            <w:rStyle w:val="Hyperlink"/>
+          </w:rPr>
+          <w:t xml:space="preserve">Bass et al., 2015</w:t>
+        </w:r>
+      </w:hyperlink>
+      <w:r>
+        <w:t xml:space="preserve">)</w:t>
       </w:r>
       <w:r>
         <w:rPr>

--- a/demo/02_modern_report/report_sample.docx
+++ b/demo/02_modern_report/report_sample.docx
@@ -975,14 +975,14 @@
     <w:tbl>
       <w:tblPr>
         <w:tblStyle w:val="Table"/>
-        <w:tblW w:type="pct" w:w="5000"/>
+        <w:tblW w:type="dxa" w:w="9026"/>
         <w:tblLayout w:type="fixed"/>
         <w:tblLook w:firstRow="1" w:lastRow="0" w:firstColumn="0" w:lastColumn="0" w:noHBand="0" w:noVBand="0" w:val="0020"/>
       </w:tblPr>
       <w:tblGrid>
-        <w:gridCol w:w="2640"/>
-        <w:gridCol w:w="2640"/>
-        <w:gridCol w:w="2640"/>
+        <w:gridCol w:w="3048"/>
+        <w:gridCol w:w="2579"/>
+        <w:gridCol w:w="3399"/>
       </w:tblGrid>
       <w:tr>
         <w:trPr>

--- a/demo/02_modern_report/report_sample.docx
+++ b/demo/02_modern_report/report_sample.docx
@@ -975,14 +975,14 @@
     <w:tbl>
       <w:tblPr>
         <w:tblStyle w:val="Table"/>
-        <w:tblW w:type="dxa" w:w="9026"/>
+        <w:tblW w:type="pct" w:w="5000"/>
         <w:tblLayout w:type="fixed"/>
         <w:tblLook w:firstRow="1" w:lastRow="0" w:firstColumn="0" w:lastColumn="0" w:noHBand="0" w:noVBand="0" w:val="0020"/>
       </w:tblPr>
       <w:tblGrid>
-        <w:gridCol w:w="3048"/>
-        <w:gridCol w:w="2579"/>
-        <w:gridCol w:w="3399"/>
+        <w:gridCol w:w="2640"/>
+        <w:gridCol w:w="2640"/>
+        <w:gridCol w:w="2640"/>
       </w:tblGrid>
       <w:tr>
         <w:trPr>

--- a/demo/02_modern_report/report_sample.docx
+++ b/demo/02_modern_report/report_sample.docx
@@ -606,7 +606,7 @@
                   </m:e>
                 </m:nary>
                 <m:r>
-                  <m:t>  </m:t>
+                  <m:t/>
                 </m:r>
               </m:oMath>
             </m:oMathPara>

--- a/demo/02_modern_report/report_sample.docx
+++ b/demo/02_modern_report/report_sample.docx
@@ -776,14 +776,14 @@
     </w:p>
     <w:p>
       <w:pPr>
-        <w:pStyle w:val="CaptionedFigure"/>
+        <w:pStyle w:val="BodyText"/>
       </w:pPr>
       <w:r>
         <w:drawing>
           <wp:inline>
             <wp:extent cx="4679999" cy="2183999"/>
             <wp:effectExtent b="0" l="0" r="0" t="0"/>
-            <wp:docPr descr="图 1 同一稿件连续五次导出的端到端耗时（实测）" title="" id="21" name="Picture"/>
+            <wp:docPr descr="" title="" id="21" name="Picture"/>
             <a:graphic>
               <a:graphicData uri="http://schemas.openxmlformats.org/drawingml/2006/picture">
                 <pic:pic>

--- a/demo/02_modern_report/report_sample.docx
+++ b/demo/02_modern_report/report_sample.docx
@@ -32,7 +32,7 @@
         <w:t>.docx</w:t>
       </w:r>
       <w:r>
-        <w:t xml:space="preserve"> 的端到端编译稳定在约 1 秒，连续五次导出之间波动不超过 0.02 秒；配合全网格工程数据表与三道确定性门禁，实现了研发文档交付的全流程质量闭环。</w:t>
+        <w:t xml:space="preserve"> 的端到端编译稳定在 0.35 秒量级，连续五次导出之间波动不超过 0.03 秒；配合全网格工程数据表与三道确定性门禁，实现了研发文档交付的全流程质量闭环。</w:t>
       </w:r>
     </w:p>
     <w:p>
@@ -123,6 +123,186 @@
         </w:rPr>
         <w:t>自动化确定性门禁策略</w:t>
       </w:r>
+      <w:r>
+        <w:t>。由此归纳出文档工程化改造的三个步骤：</w:t>
+      </w:r>
+    </w:p>
+    <w:p>
+      <w:pPr>
+        <w:pStyle w:val="BodyText"/>
+        <w:numPr>
+          <w:ilvl w:val="0"/>
+          <w:numId w:val="2"/>
+        </w:numPr>
+        <w:ind w:left="720" w:hanging="360" w:leftChars="0" w:firstLineChars="0"/>
+      </w:pPr>
+      <w:r>
+        <w:rPr>
+          <w:b/>
+        </w:rPr>
+        <w:t>源文件纯文本化</w:t>
+      </w:r>
+      <w:r>
+        <w:t xml:space="preserve">：把稿件从 </w:t>
+      </w:r>
+      <w:r>
+        <w:rPr>
+          <w:rStyle w:val="VerbatimChar"/>
+        </w:rPr>
+        <w:t>.docx</w:t>
+      </w:r>
+      <w:r>
+        <w:t xml:space="preserve"> 迁到 Markdown，纳入 Git 分支与评审流程；</w:t>
+      </w:r>
+    </w:p>
+    <w:p>
+      <w:pPr>
+        <w:pStyle w:val="BodyText"/>
+        <w:numPr>
+          <w:ilvl w:val="0"/>
+          <w:numId w:val="2"/>
+        </w:numPr>
+        <w:ind w:left="720" w:hanging="360" w:leftChars="0" w:firstLineChars="0"/>
+      </w:pPr>
+      <w:r>
+        <w:rPr>
+          <w:b/>
+        </w:rPr>
+        <w:t>排版规则声明化</w:t>
+      </w:r>
+      <w:r>
+        <w:t xml:space="preserve">：把字体、行距、表格线宽这类决定写成一份 </w:t>
+      </w:r>
+      <w:r>
+        <w:rPr>
+          <w:rStyle w:val="VerbatimChar"/>
+        </w:rPr>
+        <w:t>requirements.txt</w:t>
+      </w:r>
+      <w:r>
+        <w:t>，与稿件一同进版本库；</w:t>
+      </w:r>
+    </w:p>
+    <w:p>
+      <w:pPr>
+        <w:pStyle w:val="BodyText"/>
+        <w:numPr>
+          <w:ilvl w:val="0"/>
+          <w:numId w:val="2"/>
+        </w:numPr>
+        <w:ind w:left="720" w:hanging="360" w:leftChars="0" w:firstLineChars="0"/>
+      </w:pPr>
+      <w:r>
+        <w:rPr>
+          <w:b/>
+        </w:rPr>
+        <w:t>交付流程门禁化</w:t>
+      </w:r>
+      <w:r>
+        <w:t>：导出前查契约、导出后查数值与样式，不通过就不交付。</w:t>
+      </w:r>
+    </w:p>
+    <w:p>
+      <w:pPr>
+        <w:pStyle w:val="FirstParagraph"/>
+      </w:pPr>
+      <w:r>
+        <w:t>这条路径的收益集中在四处：</w:t>
+      </w:r>
+    </w:p>
+    <w:p>
+      <w:pPr>
+        <w:pStyle w:val="BodyText"/>
+        <w:numPr>
+          <w:ilvl w:val="0"/>
+          <w:numId w:val="1"/>
+        </w:numPr>
+        <w:ind w:left="720" w:hanging="360" w:leftChars="0" w:firstLineChars="0"/>
+      </w:pPr>
+      <w:r>
+        <w:t>改动可逐行审阅，评审意见落在具体某一行上；</w:t>
+      </w:r>
+    </w:p>
+    <w:p>
+      <w:pPr>
+        <w:pStyle w:val="BodyText"/>
+        <w:numPr>
+          <w:ilvl w:val="0"/>
+          <w:numId w:val="1"/>
+        </w:numPr>
+        <w:ind w:left="720" w:hanging="360" w:leftChars="0" w:firstLineChars="0"/>
+      </w:pPr>
+      <w:r>
+        <w:t>排版只写一次，换一份稿件仍然生效；</w:t>
+      </w:r>
+    </w:p>
+    <w:p>
+      <w:pPr>
+        <w:pStyle w:val="BodyText"/>
+        <w:numPr>
+          <w:ilvl w:val="0"/>
+          <w:numId w:val="1"/>
+        </w:numPr>
+        <w:ind w:left="720" w:hanging="360" w:leftChars="0" w:firstLineChars="0"/>
+      </w:pPr>
+      <w:r>
+        <w:t>交给客户的文件与内部预览出自同一份源，不会分叉；</w:t>
+      </w:r>
+    </w:p>
+    <w:p>
+      <w:pPr>
+        <w:pStyle w:val="BodyText"/>
+        <w:numPr>
+          <w:ilvl w:val="0"/>
+          <w:numId w:val="1"/>
+        </w:numPr>
+        <w:ind w:left="720" w:hanging="360" w:leftChars="0" w:firstLineChars="0"/>
+      </w:pPr>
+      <w:r>
+        <w:t>历史版本的排版差异可直接用 diff 观察。</w:t>
+      </w:r>
+    </w:p>
+    <w:p>
+      <w:pPr>
+        <w:pStyle w:val="BlockText"/>
+      </w:pPr>
+      <w:r>
+        <w:t xml:space="preserve">本文的全部实测数字由 </w:t>
+      </w:r>
+      <w:r>
+        <w:rPr>
+          <w:rStyle w:val="VerbatimChar"/>
+        </w:rPr>
+        <w:t>demo/make_demo_figures.py</w:t>
+      </w:r>
+      <w:r>
+        <w:t xml:space="preserve"> 现场测量并写入图 1，可复现；正文与格式要求文件同在一份 Git 仓库里，任意历史版本都能重跑出同一份产物。</w:t>
+      </w:r>
+    </w:p>
+    <w:p>
+      <w:pPr>
+        <w:pStyle w:val="FirstParagraph"/>
+      </w:pPr>
+      <w:r>
+        <w:t>旧口径下「每次交付前重排一遍」的做法（</w:t>
+      </w:r>
+      <w:r>
+        <w:rPr>
+          <w:strike/>
+        </w:rPr>
+        <w:t>人工逐处调整，分钟级</w:t>
+      </w:r>
+      <w:r>
+        <w:t xml:space="preserve">）由此不再必要；本白皮书的源稿与要求文件见 </w:t>
+      </w:r>
+      <w:hyperlink r:id="rId9">
+        <w:r>
+          <w:rPr>
+            <w:rStyle w:val="Hyperlink"/>
+          </w:rPr>
+          <w:t xml:space="preserve">项目仓库</w:t>
+        </w:r>
+      </w:hyperlink>
       <w:r>
         <w:t>。</w:t>
       </w:r>
@@ -333,6 +513,22 @@
     </w:p>
     <w:p>
       <w:pPr>
+        <w:pStyle w:val="Heading2"/>
+      </w:pPr>
+      <w:r>
+        <w:t>2.1 生产力函数的构成</w:t>
+      </w:r>
+    </w:p>
+    <w:p>
+      <w:pPr>
+        <w:pStyle w:val="Heading3"/>
+      </w:pPr>
+      <w:r>
+        <w:t>2.1.1 参数含义与取值</w:t>
+      </w:r>
+    </w:p>
+    <w:p>
+      <w:pPr>
         <w:pStyle w:val="FirstParagraph"/>
       </w:pPr>
       <w:r>
@@ -426,7 +622,7 @@
                     <pic:cNvPicPr/>
                   </pic:nvPicPr>
                   <pic:blipFill>
-                    <a:blip r:embed="rId9"/>
+                    <a:blip r:embed="rId10"/>
                     <a:stretch>
                       <a:fillRect/>
                     </a:stretch>
@@ -458,16 +654,16 @@
         <w:pStyle w:val="BodyText"/>
       </w:pPr>
       <w:r>
-        <w:t>本报告连续导出五次，每次都在 1.0 秒上下，波动不超过 0.02 秒——</w:t>
+        <w:t>本报告连续导出五次，端到端耗时落在 0.33–0.36 秒之间，波动不超过 0.03 秒——</w:t>
       </w:r>
       <w:r>
         <w:rPr>
           <w:b/>
         </w:rPr>
-        <w:t>秒级，且可复现</w:t>
-      </w:r>
-      <w:r>
-        <w:t>。（图 1 里那条起步 2.0 秒的曲线是</w:t>
+        <w:t>亚秒级，且可复现</w:t>
+      </w:r>
+      <w:r>
+        <w:t>。（图 1 里另一条曲线是同一台机器上的</w:t>
       </w:r>
       <w:r>
         <w:rPr>
@@ -476,7 +672,7 @@
         <w:t>学位论文样例</w:t>
       </w:r>
       <w:r>
-        <w:t>：它是同一个会话里先跑的那条，首次导出要生成临时模板并预热渲染器，所以慢了约一秒；本文档这一条五次都是 1.0 秒。）核心指标的对照数据汇总如表 1 所示。本报告采用紧凑现代的全网格线数据网格呈现，外框与内部分隔线均经过严密排版校准。</w:t>
+        <w:t>：7 页，含目录域与分节，0.50–0.59 秒，多出来的部分是这两项的处理。）核心指标的对照数据汇总如表 1 所示。本报告采用紧凑现代的全网格线数据网格呈现，外框与内部分隔线均经过严密排版校准。</w:t>
       </w:r>
     </w:p>
     <w:p>
@@ -591,7 +787,7 @@
               <w:jc w:val="left"/>
             </w:pPr>
             <w:r>
-              <w:t>稳态约 1.0 秒（实测）</w:t>
+              <w:t>稳态约 0.35 秒（实测）</w:t>
             </w:r>
           </w:p>
         </w:tc>
@@ -799,6 +995,763 @@
     <w:p>
       <w:pPr>
         <w:pStyle w:val="BodyText"/>
+      </w:pPr>
+      <w:r>
+        <w:t>排版要素与手工做法逐项对照，见表 2。</w:t>
+      </w:r>
+    </w:p>
+    <w:p>
+      <w:pPr>
+        <w:pStyle w:val="TableCaption"/>
+      </w:pPr>
+      <w:r>
+        <w:rPr>
+          <w:b/>
+        </w:rPr>
+        <w:t>表 2</w:t>
+      </w:r>
+      <w:r>
+        <w:t xml:space="preserve"> 常见排版要素的两种落地方式</w:t>
+      </w:r>
+    </w:p>
+    <w:tbl>
+      <w:tblPr>
+        <w:tblStyle w:val="Table"/>
+        <w:tblW w:type="auto" w:w="0"/>
+        <w:tblLayout w:type="autofit"/>
+        <w:tblLook w:firstColumn="1" w:firstRow="1" w:lastColumn="0" w:lastRow="0" w:noHBand="0" w:noVBand="1" w:val="04A0"/>
+      </w:tblPr>
+      <w:tblGrid>
+        <w:gridCol w:w="3009"/>
+        <w:gridCol w:w="3009"/>
+        <w:gridCol w:w="3009"/>
+      </w:tblGrid>
+      <w:tr>
+        <w:trPr>
+          <w:tblHeader/>
+        </w:trPr>
+        <w:tc>
+          <w:tcPr>
+            <w:tcW w:type="dxa" w:w="3009"/>
+          </w:tcPr>
+          <w:p>
+            <w:pPr>
+              <w:pStyle w:val="Compact"/>
+              <w:jc w:val="left"/>
+            </w:pPr>
+            <w:r>
+              <w:t>排版要素</w:t>
+            </w:r>
+          </w:p>
+        </w:tc>
+        <w:tc>
+          <w:tcPr>
+            <w:tcW w:type="dxa" w:w="3009"/>
+          </w:tcPr>
+          <w:p>
+            <w:pPr>
+              <w:pStyle w:val="Compact"/>
+              <w:jc w:val="left"/>
+            </w:pPr>
+            <w:r>
+              <w:t>手工做法</w:t>
+            </w:r>
+          </w:p>
+        </w:tc>
+        <w:tc>
+          <w:tcPr>
+            <w:tcW w:type="dxa" w:w="3009"/>
+          </w:tcPr>
+          <w:p>
+            <w:pPr>
+              <w:pStyle w:val="Compact"/>
+              <w:jc w:val="left"/>
+            </w:pPr>
+            <w:r>
+              <w:t>本工具的做法</w:t>
+            </w:r>
+          </w:p>
+        </w:tc>
+      </w:tr>
+      <w:tr>
+        <w:tc>
+          <w:tcPr>
+            <w:tcW w:type="dxa" w:w="3009"/>
+          </w:tcPr>
+          <w:p>
+            <w:pPr>
+              <w:pStyle w:val="Compact"/>
+              <w:jc w:val="left"/>
+            </w:pPr>
+            <w:r>
+              <w:t>中文字体与字号</w:t>
+            </w:r>
+          </w:p>
+        </w:tc>
+        <w:tc>
+          <w:tcPr>
+            <w:tcW w:type="dxa" w:w="3009"/>
+          </w:tcPr>
+          <w:p>
+            <w:pPr>
+              <w:pStyle w:val="Compact"/>
+              <w:jc w:val="left"/>
+            </w:pPr>
+            <w:r>
+              <w:t>逐段选中设置</w:t>
+            </w:r>
+          </w:p>
+        </w:tc>
+        <w:tc>
+          <w:tcPr>
+            <w:tcW w:type="dxa" w:w="3009"/>
+          </w:tcPr>
+          <w:p>
+            <w:pPr>
+              <w:pStyle w:val="Compact"/>
+              <w:jc w:val="left"/>
+            </w:pPr>
+            <w:r>
+              <w:t>一行「正文：宋体 小四 …」</w:t>
+            </w:r>
+          </w:p>
+        </w:tc>
+      </w:tr>
+      <w:tr>
+        <w:tc>
+          <w:tcPr>
+            <w:tcW w:type="dxa" w:w="3009"/>
+          </w:tcPr>
+          <w:p>
+            <w:pPr>
+              <w:pStyle w:val="Compact"/>
+              <w:jc w:val="left"/>
+            </w:pPr>
+            <w:r>
+              <w:t>西文字体</w:t>
+            </w:r>
+          </w:p>
+        </w:tc>
+        <w:tc>
+          <w:tcPr>
+            <w:tcW w:type="dxa" w:w="3009"/>
+          </w:tcPr>
+          <w:p>
+            <w:pPr>
+              <w:pStyle w:val="Compact"/>
+              <w:jc w:val="left"/>
+            </w:pPr>
+            <w:r>
+              <w:t>中英文各设一遍</w:t>
+            </w:r>
+          </w:p>
+        </w:tc>
+        <w:tc>
+          <w:tcPr>
+            <w:tcW w:type="dxa" w:w="3009"/>
+          </w:tcPr>
+          <w:p>
+            <w:pPr>
+              <w:pStyle w:val="Compact"/>
+              <w:jc w:val="left"/>
+            </w:pPr>
+            <w:r>
+              <w:t>同一行内以斜杠区分中西文</w:t>
+            </w:r>
+          </w:p>
+        </w:tc>
+      </w:tr>
+      <w:tr>
+        <w:tc>
+          <w:tcPr>
+            <w:tcW w:type="dxa" w:w="3009"/>
+          </w:tcPr>
+          <w:p>
+            <w:pPr>
+              <w:pStyle w:val="Compact"/>
+              <w:jc w:val="left"/>
+            </w:pPr>
+            <w:r>
+              <w:t>行距与段间距</w:t>
+            </w:r>
+          </w:p>
+        </w:tc>
+        <w:tc>
+          <w:tcPr>
+            <w:tcW w:type="dxa" w:w="3009"/>
+          </w:tcPr>
+          <w:p>
+            <w:pPr>
+              <w:pStyle w:val="Compact"/>
+              <w:jc w:val="left"/>
+            </w:pPr>
+            <w:r>
+              <w:t>逐段调整</w:t>
+            </w:r>
+          </w:p>
+        </w:tc>
+        <w:tc>
+          <w:tcPr>
+            <w:tcW w:type="dxa" w:w="3009"/>
+          </w:tcPr>
+          <w:p>
+            <w:pPr>
+              <w:pStyle w:val="Compact"/>
+              <w:jc w:val="left"/>
+            </w:pPr>
+            <w:r>
+              <w:t>同一条样式行声明</w:t>
+            </w:r>
+          </w:p>
+        </w:tc>
+      </w:tr>
+      <w:tr>
+        <w:tc>
+          <w:tcPr>
+            <w:tcW w:type="dxa" w:w="3009"/>
+          </w:tcPr>
+          <w:p>
+            <w:pPr>
+              <w:pStyle w:val="Compact"/>
+              <w:jc w:val="left"/>
+            </w:pPr>
+            <w:r>
+              <w:t>首行缩进</w:t>
+            </w:r>
+          </w:p>
+        </w:tc>
+        <w:tc>
+          <w:tcPr>
+            <w:tcW w:type="dxa" w:w="3009"/>
+          </w:tcPr>
+          <w:p>
+            <w:pPr>
+              <w:pStyle w:val="Compact"/>
+              <w:jc w:val="left"/>
+            </w:pPr>
+            <w:r>
+              <w:t>用空格凑位</w:t>
+            </w:r>
+          </w:p>
+        </w:tc>
+        <w:tc>
+          <w:tcPr>
+            <w:tcW w:type="dxa" w:w="3009"/>
+          </w:tcPr>
+          <w:p>
+            <w:pPr>
+              <w:pStyle w:val="Compact"/>
+              <w:jc w:val="left"/>
+            </w:pPr>
+            <w:r>
+              <w:t>「首行缩进2字符」，随字号换算</w:t>
+            </w:r>
+          </w:p>
+        </w:tc>
+      </w:tr>
+      <w:tr>
+        <w:tc>
+          <w:tcPr>
+            <w:tcW w:type="dxa" w:w="3009"/>
+          </w:tcPr>
+          <w:p>
+            <w:pPr>
+              <w:pStyle w:val="Compact"/>
+              <w:jc w:val="left"/>
+            </w:pPr>
+            <w:r>
+              <w:t>多级标题</w:t>
+            </w:r>
+          </w:p>
+        </w:tc>
+        <w:tc>
+          <w:tcPr>
+            <w:tcW w:type="dxa" w:w="3009"/>
+          </w:tcPr>
+          <w:p>
+            <w:pPr>
+              <w:pStyle w:val="Compact"/>
+              <w:jc w:val="left"/>
+            </w:pPr>
+            <w:r>
+              <w:t>手动编号</w:t>
+            </w:r>
+          </w:p>
+        </w:tc>
+        <w:tc>
+          <w:tcPr>
+            <w:tcW w:type="dxa" w:w="3009"/>
+          </w:tcPr>
+          <w:p>
+            <w:pPr>
+              <w:pStyle w:val="Compact"/>
+              <w:jc w:val="left"/>
+            </w:pPr>
+            <w:r>
+              <w:rPr>
+                <w:rStyle w:val="VerbatimChar"/>
+              </w:rPr>
+              <w:t>#</w:t>
+            </w:r>
+            <w:r>
+              <w:t xml:space="preserve"> 层级直接映射标题样式</w:t>
+            </w:r>
+          </w:p>
+        </w:tc>
+      </w:tr>
+      <w:tr>
+        <w:tc>
+          <w:tcPr>
+            <w:tcW w:type="dxa" w:w="3009"/>
+          </w:tcPr>
+          <w:p>
+            <w:pPr>
+              <w:pStyle w:val="Compact"/>
+              <w:jc w:val="left"/>
+            </w:pPr>
+            <w:r>
+              <w:t>三线表与全网格表</w:t>
+            </w:r>
+          </w:p>
+        </w:tc>
+        <w:tc>
+          <w:tcPr>
+            <w:tcW w:type="dxa" w:w="3009"/>
+          </w:tcPr>
+          <w:p>
+            <w:pPr>
+              <w:pStyle w:val="Compact"/>
+              <w:jc w:val="left"/>
+            </w:pPr>
+            <w:r>
+              <w:t>逐格画线</w:t>
+            </w:r>
+          </w:p>
+        </w:tc>
+        <w:tc>
+          <w:tcPr>
+            <w:tcW w:type="dxa" w:w="3009"/>
+          </w:tcPr>
+          <w:p>
+            <w:pPr>
+              <w:pStyle w:val="Compact"/>
+              <w:jc w:val="left"/>
+            </w:pPr>
+            <w:r>
+              <w:t>「表格：三线表 线宽上1.5磅 …」</w:t>
+            </w:r>
+          </w:p>
+        </w:tc>
+      </w:tr>
+      <w:tr>
+        <w:tc>
+          <w:tcPr>
+            <w:tcW w:type="dxa" w:w="3009"/>
+          </w:tcPr>
+          <w:p>
+            <w:pPr>
+              <w:pStyle w:val="Compact"/>
+              <w:jc w:val="left"/>
+            </w:pPr>
+            <w:r>
+              <w:t>跨页重复表头</w:t>
+            </w:r>
+          </w:p>
+        </w:tc>
+        <w:tc>
+          <w:tcPr>
+            <w:tcW w:type="dxa" w:w="3009"/>
+          </w:tcPr>
+          <w:p>
+            <w:pPr>
+              <w:pStyle w:val="Compact"/>
+              <w:jc w:val="left"/>
+            </w:pPr>
+            <w:r>
+              <w:t>右键勾选、逐表处理</w:t>
+            </w:r>
+          </w:p>
+        </w:tc>
+        <w:tc>
+          <w:tcPr>
+            <w:tcW w:type="dxa" w:w="3009"/>
+          </w:tcPr>
+          <w:p>
+            <w:pPr>
+              <w:pStyle w:val="Compact"/>
+              <w:jc w:val="left"/>
+            </w:pPr>
+            <w:r>
+              <w:t>「表头：… 跨页重复」一次声明</w:t>
+            </w:r>
+          </w:p>
+        </w:tc>
+      </w:tr>
+      <w:tr>
+        <w:tc>
+          <w:tcPr>
+            <w:tcW w:type="dxa" w:w="3009"/>
+          </w:tcPr>
+          <w:p>
+            <w:pPr>
+              <w:pStyle w:val="Compact"/>
+              <w:jc w:val="left"/>
+            </w:pPr>
+            <w:r>
+              <w:t>图片与题注</w:t>
+            </w:r>
+          </w:p>
+        </w:tc>
+        <w:tc>
+          <w:tcPr>
+            <w:tcW w:type="dxa" w:w="3009"/>
+          </w:tcPr>
+          <w:p>
+            <w:pPr>
+              <w:pStyle w:val="Compact"/>
+              <w:jc w:val="left"/>
+            </w:pPr>
+            <w:r>
+              <w:t>手动插入、易断页</w:t>
+            </w:r>
+          </w:p>
+        </w:tc>
+        <w:tc>
+          <w:tcPr>
+            <w:tcW w:type="dxa" w:w="3009"/>
+          </w:tcPr>
+          <w:p>
+            <w:pPr>
+              <w:pStyle w:val="Compact"/>
+              <w:jc w:val="left"/>
+            </w:pPr>
+            <w:r>
+              <w:t>题注与图片同页绑定</w:t>
+            </w:r>
+          </w:p>
+        </w:tc>
+      </w:tr>
+      <w:tr>
+        <w:tc>
+          <w:tcPr>
+            <w:tcW w:type="dxa" w:w="3009"/>
+          </w:tcPr>
+          <w:p>
+            <w:pPr>
+              <w:pStyle w:val="Compact"/>
+              <w:jc w:val="left"/>
+            </w:pPr>
+            <w:r>
+              <w:t>公式居中与编号靠右</w:t>
+            </w:r>
+          </w:p>
+        </w:tc>
+        <w:tc>
+          <w:tcPr>
+            <w:tcW w:type="dxa" w:w="3009"/>
+          </w:tcPr>
+          <w:p>
+            <w:pPr>
+              <w:pStyle w:val="Compact"/>
+              <w:jc w:val="left"/>
+            </w:pPr>
+            <w:r>
+              <w:t>三列无边框表或空格对齐</w:t>
+            </w:r>
+          </w:p>
+        </w:tc>
+        <w:tc>
+          <w:tcPr>
+            <w:tcW w:type="dxa" w:w="3009"/>
+          </w:tcPr>
+          <w:p>
+            <w:pPr>
+              <w:pStyle w:val="Compact"/>
+              <w:jc w:val="left"/>
+            </w:pPr>
+            <w:r>
+              <w:t>制表位 + 原生 OMML</w:t>
+            </w:r>
+          </w:p>
+        </w:tc>
+      </w:tr>
+      <w:tr>
+        <w:tc>
+          <w:tcPr>
+            <w:tcW w:type="dxa" w:w="3009"/>
+          </w:tcPr>
+          <w:p>
+            <w:pPr>
+              <w:pStyle w:val="Compact"/>
+              <w:jc w:val="left"/>
+            </w:pPr>
+            <w:r>
+              <w:t>目录</w:t>
+            </w:r>
+          </w:p>
+        </w:tc>
+        <w:tc>
+          <w:tcPr>
+            <w:tcW w:type="dxa" w:w="3009"/>
+          </w:tcPr>
+          <w:p>
+            <w:pPr>
+              <w:pStyle w:val="Compact"/>
+              <w:jc w:val="left"/>
+            </w:pPr>
+            <w:r>
+              <w:t>手动生成，正文一改页码就错</w:t>
+            </w:r>
+          </w:p>
+        </w:tc>
+        <w:tc>
+          <w:tcPr>
+            <w:tcW w:type="dxa" w:w="3009"/>
+          </w:tcPr>
+          <w:p>
+            <w:pPr>
+              <w:pStyle w:val="Compact"/>
+              <w:jc w:val="left"/>
+            </w:pPr>
+            <w:r>
+              <w:t>目录域，打开时按实际分页重算</w:t>
+            </w:r>
+          </w:p>
+        </w:tc>
+      </w:tr>
+      <w:tr>
+        <w:tc>
+          <w:tcPr>
+            <w:tcW w:type="dxa" w:w="3009"/>
+          </w:tcPr>
+          <w:p>
+            <w:pPr>
+              <w:pStyle w:val="Compact"/>
+              <w:jc w:val="left"/>
+            </w:pPr>
+            <w:r>
+              <w:t>分节与页码格式</w:t>
+            </w:r>
+          </w:p>
+        </w:tc>
+        <w:tc>
+          <w:tcPr>
+            <w:tcW w:type="dxa" w:w="3009"/>
+          </w:tcPr>
+          <w:p>
+            <w:pPr>
+              <w:pStyle w:val="Compact"/>
+              <w:jc w:val="left"/>
+            </w:pPr>
+            <w:r>
+              <w:t>手动插分节符</w:t>
+            </w:r>
+          </w:p>
+        </w:tc>
+        <w:tc>
+          <w:tcPr>
+            <w:tcW w:type="dxa" w:w="3009"/>
+          </w:tcPr>
+          <w:p>
+            <w:pPr>
+              <w:pStyle w:val="Compact"/>
+              <w:jc w:val="left"/>
+            </w:pPr>
+            <w:r>
+              <w:rPr>
+                <w:rStyle w:val="VerbatimChar"/>
+              </w:rPr>
+              <w:t>{{&lt; section 页码=小写罗马 起始=1 &gt;}}</w:t>
+            </w:r>
+          </w:p>
+        </w:tc>
+      </w:tr>
+      <w:tr>
+        <w:tc>
+          <w:tcPr>
+            <w:tcW w:type="dxa" w:w="3009"/>
+          </w:tcPr>
+          <w:p>
+            <w:pPr>
+              <w:pStyle w:val="Compact"/>
+              <w:jc w:val="left"/>
+            </w:pPr>
+            <w:r>
+              <w:t>页眉页脚</w:t>
+            </w:r>
+          </w:p>
+        </w:tc>
+        <w:tc>
+          <w:tcPr>
+            <w:tcW w:type="dxa" w:w="3009"/>
+          </w:tcPr>
+          <w:p>
+            <w:pPr>
+              <w:pStyle w:val="Compact"/>
+              <w:jc w:val="left"/>
+            </w:pPr>
+            <w:r>
+              <w:t>逐节设置</w:t>
+            </w:r>
+          </w:p>
+        </w:tc>
+        <w:tc>
+          <w:tcPr>
+            <w:tcW w:type="dxa" w:w="3009"/>
+          </w:tcPr>
+          <w:p>
+            <w:pPr>
+              <w:pStyle w:val="Compact"/>
+              <w:jc w:val="left"/>
+            </w:pPr>
+            <w:r>
+              <w:t>页眉/页脚行 + 域标记</w:t>
+            </w:r>
+          </w:p>
+        </w:tc>
+      </w:tr>
+      <w:tr>
+        <w:tc>
+          <w:tcPr>
+            <w:tcW w:type="dxa" w:w="3009"/>
+          </w:tcPr>
+          <w:p>
+            <w:pPr>
+              <w:pStyle w:val="Compact"/>
+              <w:jc w:val="left"/>
+            </w:pPr>
+            <w:r>
+              <w:t>参考文献</w:t>
+            </w:r>
+          </w:p>
+        </w:tc>
+        <w:tc>
+          <w:tcPr>
+            <w:tcW w:type="dxa" w:w="3009"/>
+          </w:tcPr>
+          <w:p>
+            <w:pPr>
+              <w:pStyle w:val="Compact"/>
+              <w:jc w:val="left"/>
+            </w:pPr>
+            <w:r>
+              <w:t>手工录入并排序</w:t>
+            </w:r>
+          </w:p>
+        </w:tc>
+        <w:tc>
+          <w:tcPr>
+            <w:tcW w:type="dxa" w:w="3009"/>
+          </w:tcPr>
+          <w:p>
+            <w:pPr>
+              <w:pStyle w:val="Compact"/>
+              <w:jc w:val="left"/>
+            </w:pPr>
+            <w:r>
+              <w:rPr>
+                <w:rStyle w:val="VerbatimChar"/>
+              </w:rPr>
+              <w:t>.bib</w:t>
+            </w:r>
+            <w:r>
+              <w:t xml:space="preserve"> + CSL 样式自动生成</w:t>
+            </w:r>
+          </w:p>
+        </w:tc>
+      </w:tr>
+    </w:tbl>
+    <w:p>
+      <w:pPr>
+        <w:pStyle w:val="TableNote"/>
+      </w:pPr>
+      <w:r>
+        <w:t>注：手工做法一列描述的是通行的操作路径，不含任何自动化脚本。</w:t>
+      </w:r>
+    </w:p>
+    <w:p>
+      <w:pPr>
+        <w:pStyle w:val="BodyText"/>
+      </w:pPr>
+      <w:r>
+        <w:t>要求文件本身也是可读的文本，节选如下：</w:t>
+      </w:r>
+    </w:p>
+    <w:p>
+      <w:pPr>
+        <w:pStyle w:val="SourceCode"/>
+      </w:pPr>
+      <w:r>
+        <w:t>纸张：A4</w:t>
+      </w:r>
+      <w:r>
+        <w:br/>
+      </w:r>
+      <w:r>
+        <w:t>页边距：上2.54cm 下2.54cm 左3.18cm 右3.18cm</w:t>
+      </w:r>
+      <w:r>
+        <w:br/>
+      </w:r>
+      <w:r>
+        <w:t>正文：宋体/Times New Roman 小四 行距1.5倍 首行缩进2字符</w:t>
+      </w:r>
+      <w:r>
+        <w:br/>
+      </w:r>
+      <w:r>
+        <w:t>表格：居中 全网格线 线宽上0.75磅 线宽内0.5磅</w:t>
+      </w:r>
+    </w:p>
+    <w:p>
+      <w:pPr>
+        <w:pStyle w:val="FirstParagraph"/>
+      </w:pPr>
+      <w:r>
+        <w:t>交付流程的后半段接着前面三个步骤：</w:t>
+      </w:r>
+    </w:p>
+    <w:p>
+      <w:pPr>
+        <w:pStyle w:val="BodyText"/>
+        <w:numPr>
+          <w:ilvl w:val="0"/>
+          <w:numId w:val="100"/>
+        </w:numPr>
+        <w:ind w:left="720" w:hanging="360" w:leftChars="0" w:firstLineChars="0"/>
+      </w:pPr>
+      <w:r>
+        <w:rPr>
+          <w:b/>
+        </w:rPr>
+        <w:t>复核产物</w:t>
+      </w:r>
+      <w:r>
+        <w:t>：用 Word 打开一次，核对表格行高、公式与题注的落版；</w:t>
+      </w:r>
+    </w:p>
+    <w:p>
+      <w:pPr>
+        <w:pStyle w:val="BodyText"/>
+        <w:numPr>
+          <w:ilvl w:val="0"/>
+          <w:numId w:val="100"/>
+        </w:numPr>
+        <w:ind w:left="720" w:hanging="360" w:leftChars="0" w:firstLineChars="0"/>
+      </w:pPr>
+      <w:r>
+        <w:rPr>
+          <w:b/>
+        </w:rPr>
+        <w:t>归档发版</w:t>
+      </w:r>
+      <w:r>
+        <w:t>：产物与源稿一并归档，下一版从同一份源重新导出。</w:t>
+      </w:r>
+    </w:p>
+    <w:p>
+      <w:pPr>
+        <w:pStyle w:val="FirstParagraph"/>
       </w:pPr>
       <w:r>
         <w:t>实测数据证实，声明式规则配合确定性门禁，把一次文档交付压缩到秒级且每次结果一致，具有极高的推广与应用价值。</w:t>
@@ -937,7 +1890,44 @@
 </file>
 
 <file path=word/numbering.xml><?xml version="1.0" encoding="utf-8"?>
-<w:numbering xmlns:mc="http://schemas.openxmlformats.org/markup-compatibility/2006" xmlns:r="http://schemas.openxmlformats.org/officeDocument/2006/relationships" xmlns:m="http://schemas.openxmlformats.org/officeDocument/2006/math" xmlns:w="http://schemas.openxmlformats.org/wordprocessingml/2006/main" xmlns:w14="http://schemas.microsoft.com/office/word/2010/wordml" xmlns:w15="http://schemas.microsoft.com/office/word/2012/wordml" xmlns:w16cex="http://schemas.microsoft.com/office/word/2018/wordml/cex" xmlns:w16cid="http://schemas.microsoft.com/office/word/2016/wordml/cid" xmlns:w16="http://schemas.microsoft.com/office/word/2018/wordml" xmlns:w16sdtdh="http://schemas.microsoft.com/office/word/2020/wordml/sdtdatahash" xmlns:w16sdtfl="http://schemas.microsoft.com/office/word/2024/wordml/sdtformatlock" xmlns:w16se="http://schemas.microsoft.com/office/word/2015/wordml/symex" xmlns:w16du="http://schemas.microsoft.com/office/word/2023/wordml/word16du" mc:Ignorable="w14 w15 w16se w16cid w16 w16cex w16sdtdh w16sdtfl w16du"/>
+<w:numbering xmlns:mc="http://schemas.openxmlformats.org/markup-compatibility/2006" xmlns:r="http://schemas.openxmlformats.org/officeDocument/2006/relationships" xmlns:m="http://schemas.openxmlformats.org/officeDocument/2006/math" xmlns:w="http://schemas.openxmlformats.org/wordprocessingml/2006/main" xmlns:w14="http://schemas.microsoft.com/office/word/2010/wordml" xmlns:w15="http://schemas.microsoft.com/office/word/2012/wordml" xmlns:w16cex="http://schemas.microsoft.com/office/word/2018/wordml/cex" xmlns:w16cid="http://schemas.microsoft.com/office/word/2016/wordml/cid" xmlns:w16="http://schemas.microsoft.com/office/word/2018/wordml" xmlns:w16sdtdh="http://schemas.microsoft.com/office/word/2020/wordml/sdtdatahash" xmlns:w16sdtfl="http://schemas.microsoft.com/office/word/2024/wordml/sdtformatlock" xmlns:w16se="http://schemas.microsoft.com/office/word/2015/wordml/symex" xmlns:w16du="http://schemas.microsoft.com/office/word/2023/wordml/word16du" mc:Ignorable="w14 w15 w16se w16cid w16 w16cex w16sdtdh w16sdtfl w16du">
+  <w:abstractNum w:abstractNumId="0">
+    <w:multiLevelType w:val="singleLevel"/>
+    <w:lvl w:ilvl="0">
+      <w:start w:val="1"/>
+      <w:numFmt w:val="bullet"/>
+      <w:lvlText w:val="•"/>
+      <w:lvlJc w:val="left"/>
+      <w:pPr>
+        <w:ind w:left="720" w:hanging="360"/>
+      </w:pPr>
+    </w:lvl>
+  </w:abstractNum>
+  <w:abstractNum w:abstractNumId="1">
+    <w:multiLevelType w:val="singleLevel"/>
+    <w:lvl w:ilvl="0">
+      <w:start w:val="1"/>
+      <w:numFmt w:val="decimal"/>
+      <w:lvlText w:val="%1."/>
+      <w:lvlJc w:val="left"/>
+      <w:pPr>
+        <w:ind w:left="720" w:hanging="360"/>
+      </w:pPr>
+    </w:lvl>
+  </w:abstractNum>
+  <w:num w:numId="1">
+    <w:abstractNumId w:val="0"/>
+  </w:num>
+  <w:num w:numId="2">
+    <w:abstractNumId w:val="1"/>
+  </w:num>
+  <w:num w:numId="100">
+    <w:abstractNumId w:val="1"/>
+    <w:lvlOverride w:ilvl="0">
+      <w:startOverride w:val="4"/>
+    </w:lvlOverride>
+  </w:num>
+</w:numbering>
 </file>
 
 <file path=word/styles.xml><?xml version="1.0" encoding="utf-8"?>
@@ -1593,6 +2583,18 @@
     <w:name w:val="Block Text"/>
     <w:basedOn w:val="Normal"/>
     <w:qFormat/>
+    <w:pPr>
+      <w:spacing w:line="360" w:lineRule="auto" w:before="0" w:after="0"/>
+      <w:ind w:leftChars="200" w:firstLineChars="200"/>
+      <w:jc w:val="both"/>
+    </w:pPr>
+    <w:rPr>
+      <w:rFonts w:eastAsia="楷体" w:ascii="Times New Roman" w:hAnsi="Times New Roman"/>
+      <w:b w:val="0"/>
+      <w:i w:val="0"/>
+      <w:color w:val="000000"/>
+      <w:sz w:val="24"/>
+    </w:rPr>
   </w:style>
   <w:style w:type="paragraph" w:styleId="TOCHeading">
     <w:name w:val="TOC Heading"/>

--- a/demo/02_modern_report/report_sample.docx
+++ b/demo/02_modern_report/report_sample.docx
@@ -32,7 +32,7 @@
         <w:t>.docx</w:t>
       </w:r>
       <w:r>
-        <w:t xml:space="preserve"> 的端到端编译稳定在 0.35 秒量级，连续五次导出之间波动不超过 0.03 秒；配合全网格工程数据表与三道确定性门禁，实现了研发文档交付的全流程质量闭环。</w:t>
+        <w:t xml:space="preserve"> 的端到端编译稳定在 0.3 秒量级，连续五次导出之间波动不超过 0.05 秒；配合全网格工程数据表与三道确定性门禁，实现了研发文档交付的全流程质量闭环。</w:t>
       </w:r>
     </w:p>
     <w:p>
@@ -240,13 +240,26 @@
       <w:pPr>
         <w:pStyle w:val="BodyText"/>
         <w:numPr>
-          <w:ilvl w:val="0"/>
+          <w:ilvl w:val="1"/>
           <w:numId w:val="1"/>
         </w:numPr>
-        <w:ind w:left="720" w:hanging="360" w:leftChars="0" w:firstLineChars="0"/>
-      </w:pPr>
-      <w:r>
-        <w:t>交给客户的文件与内部预览出自同一份源，不会分叉；</w:t>
+        <w:ind w:left="1440" w:hanging="360" w:leftChars="0" w:firstLineChars="0"/>
+      </w:pPr>
+      <w:r>
+        <w:t>换字体、换行距只改一行，稿件正文一个字不动；</w:t>
+      </w:r>
+    </w:p>
+    <w:p>
+      <w:pPr>
+        <w:pStyle w:val="BodyText"/>
+        <w:numPr>
+          <w:ilvl w:val="1"/>
+          <w:numId w:val="1"/>
+        </w:numPr>
+        <w:ind w:left="1440" w:hanging="360" w:leftChars="0" w:firstLineChars="0"/>
+      </w:pPr>
+      <w:r>
+        <w:t>同一份规则文件可同时供多个团队使用；</w:t>
       </w:r>
     </w:p>
     <w:p>
@@ -259,6 +272,19 @@
         <w:ind w:left="720" w:hanging="360" w:leftChars="0" w:firstLineChars="0"/>
       </w:pPr>
       <w:r>
+        <w:t>交给客户的文件与内部预览出自同一份源，不会分叉；</w:t>
+      </w:r>
+    </w:p>
+    <w:p>
+      <w:pPr>
+        <w:pStyle w:val="BodyText"/>
+        <w:numPr>
+          <w:ilvl w:val="0"/>
+          <w:numId w:val="1"/>
+        </w:numPr>
+        <w:ind w:left="720" w:hanging="360" w:leftChars="0" w:firstLineChars="0"/>
+      </w:pPr>
+      <w:r>
         <w:t>历史版本的排版差异可直接用 diff 观察。</w:t>
       </w:r>
     </w:p>
@@ -276,7 +302,63 @@
         <w:t>demo/make_demo_figures.py</w:t>
       </w:r>
       <w:r>
-        <w:t xml:space="preserve"> 现场测量并写入图 1，可复现；正文与格式要求文件同在一份 Git 仓库里，任意历史版本都能重跑出同一份产物。</w:t>
+        <w:t xml:space="preserve"> 现场测量并写入图 1，可复现。</w:t>
+      </w:r>
+    </w:p>
+    <w:p>
+      <w:pPr>
+        <w:pStyle w:val="BlockText"/>
+      </w:pPr>
+      <w:r>
+        <w:t>复核时按三条走：</w:t>
+      </w:r>
+    </w:p>
+    <w:p>
+      <w:pPr>
+        <w:pStyle w:val="BodyText"/>
+        <w:numPr>
+          <w:ilvl w:val="0"/>
+          <w:numId w:val="1"/>
+        </w:numPr>
+        <w:ind w:left="1200" w:hanging="360" w:leftChars="0" w:firstLineChars="0"/>
+      </w:pPr>
+      <w:r>
+        <w:t xml:space="preserve">打开 </w:t>
+      </w:r>
+      <w:r>
+        <w:rPr>
+          <w:rStyle w:val="VerbatimChar"/>
+        </w:rPr>
+        <w:t>.docx</w:t>
+      </w:r>
+      <w:r>
+        <w:t>，看目录域是否已按实际分页重算；</w:t>
+      </w:r>
+    </w:p>
+    <w:p>
+      <w:pPr>
+        <w:pStyle w:val="BodyText"/>
+        <w:numPr>
+          <w:ilvl w:val="0"/>
+          <w:numId w:val="1"/>
+        </w:numPr>
+        <w:ind w:left="1200" w:hanging="360" w:leftChars="0" w:firstLineChars="0"/>
+      </w:pPr>
+      <w:r>
+        <w:t>核对表格跨页处表头是否重复；</w:t>
+      </w:r>
+    </w:p>
+    <w:p>
+      <w:pPr>
+        <w:pStyle w:val="BodyText"/>
+        <w:numPr>
+          <w:ilvl w:val="0"/>
+          <w:numId w:val="1"/>
+        </w:numPr>
+        <w:ind w:left="1200" w:hanging="360" w:leftChars="0" w:firstLineChars="0"/>
+      </w:pPr>
+      <w:r>
+        <w:t>核对公式编号是否与正文交叉引用一致。</w:t>
       </w:r>
     </w:p>
     <w:p>
@@ -654,7 +736,7 @@
         <w:pStyle w:val="BodyText"/>
       </w:pPr>
       <w:r>
-        <w:t>本报告连续导出五次，端到端耗时落在 0.33–0.36 秒之间，波动不超过 0.03 秒——</w:t>
+        <w:t>本报告连续导出五次，端到端耗时稳定在 0.3 秒量级，五次之间波动不超过 0.05 秒——</w:t>
       </w:r>
       <w:r>
         <w:rPr>
@@ -672,7 +754,7 @@
         <w:t>学位论文样例</w:t>
       </w:r>
       <w:r>
-        <w:t>：7 页，含目录域与分节，0.50–0.59 秒，多出来的部分是这两项的处理。）核心指标的对照数据汇总如表 1 所示。本报告采用紧凑现代的全网格线数据网格呈现，外框与内部分隔线均经过严密排版校准。</w:t>
+        <w:t>：7 页，含目录域与分节，0.4 秒量级，多出来的部分是这两项的处理。）核心指标的对照数据汇总如表 1 所示。本报告采用紧凑现代的全网格线数据网格呈现，外框与内部分隔线均经过严密排版校准。</w:t>
       </w:r>
     </w:p>
     <w:p>
@@ -787,7 +869,7 @@
               <w:jc w:val="left"/>
             </w:pPr>
             <w:r>
-              <w:t>稳态约 0.35 秒（实测）</w:t>
+              <w:t>稳态约 0.3 秒（实测）</w:t>
             </w:r>
           </w:p>
         </w:tc>
@@ -1892,7 +1974,7 @@
 <file path=word/numbering.xml><?xml version="1.0" encoding="utf-8"?>
 <w:numbering xmlns:mc="http://schemas.openxmlformats.org/markup-compatibility/2006" xmlns:r="http://schemas.openxmlformats.org/officeDocument/2006/relationships" xmlns:m="http://schemas.openxmlformats.org/officeDocument/2006/math" xmlns:w="http://schemas.openxmlformats.org/wordprocessingml/2006/main" xmlns:w14="http://schemas.microsoft.com/office/word/2010/wordml" xmlns:w15="http://schemas.microsoft.com/office/word/2012/wordml" xmlns:w16cex="http://schemas.microsoft.com/office/word/2018/wordml/cex" xmlns:w16cid="http://schemas.microsoft.com/office/word/2016/wordml/cid" xmlns:w16="http://schemas.microsoft.com/office/word/2018/wordml" xmlns:w16sdtdh="http://schemas.microsoft.com/office/word/2020/wordml/sdtdatahash" xmlns:w16sdtfl="http://schemas.microsoft.com/office/word/2024/wordml/sdtformatlock" xmlns:w16se="http://schemas.microsoft.com/office/word/2015/wordml/symex" xmlns:w16du="http://schemas.microsoft.com/office/word/2023/wordml/word16du" mc:Ignorable="w14 w15 w16se w16cid w16 w16cex w16sdtdh w16sdtfl w16du">
   <w:abstractNum w:abstractNumId="0">
-    <w:multiLevelType w:val="singleLevel"/>
+    <w:multiLevelType w:val="multilevel"/>
     <w:lvl w:ilvl="0">
       <w:start w:val="1"/>
       <w:numFmt w:val="bullet"/>
@@ -1902,9 +1984,27 @@
         <w:ind w:left="720" w:hanging="360"/>
       </w:pPr>
     </w:lvl>
+    <w:lvl w:ilvl="1">
+      <w:start w:val="1"/>
+      <w:numFmt w:val="bullet"/>
+      <w:lvlText w:val="–"/>
+      <w:lvlJc w:val="left"/>
+      <w:pPr>
+        <w:ind w:left="1440" w:hanging="360"/>
+      </w:pPr>
+    </w:lvl>
+    <w:lvl w:ilvl="2">
+      <w:start w:val="1"/>
+      <w:numFmt w:val="bullet"/>
+      <w:lvlText w:val="▪"/>
+      <w:lvlJc w:val="left"/>
+      <w:pPr>
+        <w:ind w:left="2160" w:hanging="360"/>
+      </w:pPr>
+    </w:lvl>
   </w:abstractNum>
   <w:abstractNum w:abstractNumId="1">
-    <w:multiLevelType w:val="singleLevel"/>
+    <w:multiLevelType w:val="multilevel"/>
     <w:lvl w:ilvl="0">
       <w:start w:val="1"/>
       <w:numFmt w:val="decimal"/>
@@ -1912,6 +2012,24 @@
       <w:lvlJc w:val="left"/>
       <w:pPr>
         <w:ind w:left="720" w:hanging="360"/>
+      </w:pPr>
+    </w:lvl>
+    <w:lvl w:ilvl="1">
+      <w:start w:val="1"/>
+      <w:numFmt w:val="lowerLetter"/>
+      <w:lvlText w:val="%2)"/>
+      <w:lvlJc w:val="left"/>
+      <w:pPr>
+        <w:ind w:left="1440" w:hanging="360"/>
+      </w:pPr>
+    </w:lvl>
+    <w:lvl w:ilvl="2">
+      <w:start w:val="1"/>
+      <w:numFmt w:val="lowerRoman"/>
+      <w:lvlText w:val="%3."/>
+      <w:lvlJc w:val="left"/>
+      <w:pPr>
+        <w:ind w:left="2160" w:hanging="360"/>
       </w:pPr>
     </w:lvl>
   </w:abstractNum>
@@ -2173,7 +2291,7 @@
       <w:b/>
       <w:bCs/>
       <w:i w:val="0"/>
-      <w:color w:val="000000"/>
+      <w:color w:val="1F4E79"/>
       <w:sz w:val="32"/>
       <w:szCs w:val="32"/>
     </w:rPr>
@@ -2743,6 +2861,7 @@
     <w:pPr>
       <w:spacing w:before="0" w:after="0" w:line="240" w:lineRule="auto"/>
       <w:ind w:firstLineChars="0" w:firstLine="0" w:left="0" w:right="0"/>
+      <w:jc w:val="left"/>
     </w:pPr>
     <w:rPr>
       <w:rFonts w:ascii="Consolas" w:hAnsi="Consolas" w:eastAsia="宋体" w:cs="Consolas"/>

--- a/demo/02_modern_report/report_sample.docx
+++ b/demo/02_modern_report/report_sample.docx
@@ -754,7 +754,7 @@
         <w:t>学位论文样例</w:t>
       </w:r>
       <w:r>
-        <w:t>：7 页，含目录域与分节，0.4 秒量级，多出来的部分是这两项的处理。）核心指标的对照数据汇总如表 1 所示。本报告采用紧凑现代的全网格线数据网格呈现，外框与内部分隔线均经过严密排版校准。</w:t>
+        <w:t>：8 页，含目录域与分节、附录，0.4 秒量级，多出来的部分是这两项的处理。）核心指标的对照数据汇总如表 1 所示。本报告采用紧凑现代的全网格线数据网格呈现，外框与内部分隔线均经过严密排版校准。</w:t>
       </w:r>
     </w:p>
     <w:p>

--- a/demo/02_modern_report/report_sample.docx
+++ b/demo/02_modern_report/report_sample.docx
@@ -785,6 +785,7 @@
       </w:tblGrid>
       <w:tr>
         <w:trPr>
+          <w:cantSplit/>
           <w:tblHeader/>
         </w:trPr>
         <w:tc>
@@ -831,6 +832,9 @@
         </w:tc>
       </w:tr>
       <w:tr>
+        <w:trPr>
+          <w:cantSplit/>
+        </w:trPr>
         <w:tc>
           <w:tcPr>
             <w:tcW w:type="dxa" w:w="3009"/>
@@ -875,6 +879,9 @@
         </w:tc>
       </w:tr>
       <w:tr>
+        <w:trPr>
+          <w:cantSplit/>
+        </w:trPr>
         <w:tc>
           <w:tcPr>
             <w:tcW w:type="dxa" w:w="3009"/>
@@ -925,6 +932,9 @@
         </w:tc>
       </w:tr>
       <w:tr>
+        <w:trPr>
+          <w:cantSplit/>
+        </w:trPr>
         <w:tc>
           <w:tcPr>
             <w:tcW w:type="dxa" w:w="3009"/>
@@ -969,6 +979,9 @@
         </w:tc>
       </w:tr>
       <w:tr>
+        <w:trPr>
+          <w:cantSplit/>
+        </w:trPr>
         <w:tc>
           <w:tcPr>
             <w:tcW w:type="dxa" w:w="3009"/>
@@ -1013,6 +1026,9 @@
         </w:tc>
       </w:tr>
       <w:tr>
+        <w:trPr>
+          <w:cantSplit/>
+        </w:trPr>
         <w:tc>
           <w:tcPr>
             <w:tcW w:type="dxa" w:w="3009"/>
@@ -1110,6 +1126,7 @@
       </w:tblGrid>
       <w:tr>
         <w:trPr>
+          <w:cantSplit/>
           <w:tblHeader/>
         </w:trPr>
         <w:tc>
@@ -1156,6 +1173,9 @@
         </w:tc>
       </w:tr>
       <w:tr>
+        <w:trPr>
+          <w:cantSplit/>
+        </w:trPr>
         <w:tc>
           <w:tcPr>
             <w:tcW w:type="dxa" w:w="3009"/>
@@ -1200,6 +1220,9 @@
         </w:tc>
       </w:tr>
       <w:tr>
+        <w:trPr>
+          <w:cantSplit/>
+        </w:trPr>
         <w:tc>
           <w:tcPr>
             <w:tcW w:type="dxa" w:w="3009"/>
@@ -1244,6 +1267,9 @@
         </w:tc>
       </w:tr>
       <w:tr>
+        <w:trPr>
+          <w:cantSplit/>
+        </w:trPr>
         <w:tc>
           <w:tcPr>
             <w:tcW w:type="dxa" w:w="3009"/>
@@ -1288,6 +1314,9 @@
         </w:tc>
       </w:tr>
       <w:tr>
+        <w:trPr>
+          <w:cantSplit/>
+        </w:trPr>
         <w:tc>
           <w:tcPr>
             <w:tcW w:type="dxa" w:w="3009"/>
@@ -1332,6 +1361,9 @@
         </w:tc>
       </w:tr>
       <w:tr>
+        <w:trPr>
+          <w:cantSplit/>
+        </w:trPr>
         <w:tc>
           <w:tcPr>
             <w:tcW w:type="dxa" w:w="3009"/>
@@ -1382,6 +1414,9 @@
         </w:tc>
       </w:tr>
       <w:tr>
+        <w:trPr>
+          <w:cantSplit/>
+        </w:trPr>
         <w:tc>
           <w:tcPr>
             <w:tcW w:type="dxa" w:w="3009"/>
@@ -1426,6 +1461,9 @@
         </w:tc>
       </w:tr>
       <w:tr>
+        <w:trPr>
+          <w:cantSplit/>
+        </w:trPr>
         <w:tc>
           <w:tcPr>
             <w:tcW w:type="dxa" w:w="3009"/>
@@ -1470,6 +1508,9 @@
         </w:tc>
       </w:tr>
       <w:tr>
+        <w:trPr>
+          <w:cantSplit/>
+        </w:trPr>
         <w:tc>
           <w:tcPr>
             <w:tcW w:type="dxa" w:w="3009"/>
@@ -1514,6 +1555,9 @@
         </w:tc>
       </w:tr>
       <w:tr>
+        <w:trPr>
+          <w:cantSplit/>
+        </w:trPr>
         <w:tc>
           <w:tcPr>
             <w:tcW w:type="dxa" w:w="3009"/>
@@ -1558,6 +1602,9 @@
         </w:tc>
       </w:tr>
       <w:tr>
+        <w:trPr>
+          <w:cantSplit/>
+        </w:trPr>
         <w:tc>
           <w:tcPr>
             <w:tcW w:type="dxa" w:w="3009"/>
@@ -1602,6 +1649,9 @@
         </w:tc>
       </w:tr>
       <w:tr>
+        <w:trPr>
+          <w:cantSplit/>
+        </w:trPr>
         <w:tc>
           <w:tcPr>
             <w:tcW w:type="dxa" w:w="3009"/>
@@ -1649,6 +1699,9 @@
         </w:tc>
       </w:tr>
       <w:tr>
+        <w:trPr>
+          <w:cantSplit/>
+        </w:trPr>
         <w:tc>
           <w:tcPr>
             <w:tcW w:type="dxa" w:w="3009"/>
@@ -1693,6 +1746,9 @@
         </w:tc>
       </w:tr>
       <w:tr>
+        <w:trPr>
+          <w:cantSplit/>
+        </w:trPr>
         <w:tc>
           <w:tcPr>
             <w:tcW w:type="dxa" w:w="3009"/>

--- a/demo/02_modern_report/report_sample.docx
+++ b/demo/02_modern_report/report_sample.docx
@@ -785,7 +785,6 @@
       </w:tblGrid>
       <w:tr>
         <w:trPr>
-          <w:cantSplit/>
           <w:tblHeader/>
         </w:trPr>
         <w:tc>
@@ -832,9 +831,6 @@
         </w:tc>
       </w:tr>
       <w:tr>
-        <w:trPr>
-          <w:cantSplit/>
-        </w:trPr>
         <w:tc>
           <w:tcPr>
             <w:tcW w:type="dxa" w:w="3009"/>
@@ -879,9 +875,6 @@
         </w:tc>
       </w:tr>
       <w:tr>
-        <w:trPr>
-          <w:cantSplit/>
-        </w:trPr>
         <w:tc>
           <w:tcPr>
             <w:tcW w:type="dxa" w:w="3009"/>
@@ -932,9 +925,6 @@
         </w:tc>
       </w:tr>
       <w:tr>
-        <w:trPr>
-          <w:cantSplit/>
-        </w:trPr>
         <w:tc>
           <w:tcPr>
             <w:tcW w:type="dxa" w:w="3009"/>
@@ -979,9 +969,6 @@
         </w:tc>
       </w:tr>
       <w:tr>
-        <w:trPr>
-          <w:cantSplit/>
-        </w:trPr>
         <w:tc>
           <w:tcPr>
             <w:tcW w:type="dxa" w:w="3009"/>
@@ -1026,9 +1013,6 @@
         </w:tc>
       </w:tr>
       <w:tr>
-        <w:trPr>
-          <w:cantSplit/>
-        </w:trPr>
         <w:tc>
           <w:tcPr>
             <w:tcW w:type="dxa" w:w="3009"/>
@@ -1126,7 +1110,6 @@
       </w:tblGrid>
       <w:tr>
         <w:trPr>
-          <w:cantSplit/>
           <w:tblHeader/>
         </w:trPr>
         <w:tc>
@@ -1173,9 +1156,6 @@
         </w:tc>
       </w:tr>
       <w:tr>
-        <w:trPr>
-          <w:cantSplit/>
-        </w:trPr>
         <w:tc>
           <w:tcPr>
             <w:tcW w:type="dxa" w:w="3009"/>
@@ -1220,9 +1200,6 @@
         </w:tc>
       </w:tr>
       <w:tr>
-        <w:trPr>
-          <w:cantSplit/>
-        </w:trPr>
         <w:tc>
           <w:tcPr>
             <w:tcW w:type="dxa" w:w="3009"/>
@@ -1267,9 +1244,6 @@
         </w:tc>
       </w:tr>
       <w:tr>
-        <w:trPr>
-          <w:cantSplit/>
-        </w:trPr>
         <w:tc>
           <w:tcPr>
             <w:tcW w:type="dxa" w:w="3009"/>
@@ -1314,9 +1288,6 @@
         </w:tc>
       </w:tr>
       <w:tr>
-        <w:trPr>
-          <w:cantSplit/>
-        </w:trPr>
         <w:tc>
           <w:tcPr>
             <w:tcW w:type="dxa" w:w="3009"/>
@@ -1361,9 +1332,6 @@
         </w:tc>
       </w:tr>
       <w:tr>
-        <w:trPr>
-          <w:cantSplit/>
-        </w:trPr>
         <w:tc>
           <w:tcPr>
             <w:tcW w:type="dxa" w:w="3009"/>
@@ -1414,9 +1382,6 @@
         </w:tc>
       </w:tr>
       <w:tr>
-        <w:trPr>
-          <w:cantSplit/>
-        </w:trPr>
         <w:tc>
           <w:tcPr>
             <w:tcW w:type="dxa" w:w="3009"/>
@@ -1461,9 +1426,6 @@
         </w:tc>
       </w:tr>
       <w:tr>
-        <w:trPr>
-          <w:cantSplit/>
-        </w:trPr>
         <w:tc>
           <w:tcPr>
             <w:tcW w:type="dxa" w:w="3009"/>
@@ -1508,9 +1470,6 @@
         </w:tc>
       </w:tr>
       <w:tr>
-        <w:trPr>
-          <w:cantSplit/>
-        </w:trPr>
         <w:tc>
           <w:tcPr>
             <w:tcW w:type="dxa" w:w="3009"/>
@@ -1555,9 +1514,6 @@
         </w:tc>
       </w:tr>
       <w:tr>
-        <w:trPr>
-          <w:cantSplit/>
-        </w:trPr>
         <w:tc>
           <w:tcPr>
             <w:tcW w:type="dxa" w:w="3009"/>
@@ -1602,9 +1558,6 @@
         </w:tc>
       </w:tr>
       <w:tr>
-        <w:trPr>
-          <w:cantSplit/>
-        </w:trPr>
         <w:tc>
           <w:tcPr>
             <w:tcW w:type="dxa" w:w="3009"/>
@@ -1649,9 +1602,6 @@
         </w:tc>
       </w:tr>
       <w:tr>
-        <w:trPr>
-          <w:cantSplit/>
-        </w:trPr>
         <w:tc>
           <w:tcPr>
             <w:tcW w:type="dxa" w:w="3009"/>
@@ -1699,9 +1649,6 @@
         </w:tc>
       </w:tr>
       <w:tr>
-        <w:trPr>
-          <w:cantSplit/>
-        </w:trPr>
         <w:tc>
           <w:tcPr>
             <w:tcW w:type="dxa" w:w="3009"/>
@@ -1746,9 +1693,6 @@
         </w:tc>
       </w:tr>
       <w:tr>
-        <w:trPr>
-          <w:cantSplit/>
-        </w:trPr>
         <w:tc>
           <w:tcPr>
             <w:tcW w:type="dxa" w:w="3009"/>

--- a/demo/02_modern_report/report_sample.docx
+++ b/demo/02_modern_report/report_sample.docx
@@ -177,7 +177,7 @@
         <w:rPr>
           <w:rStyle w:val="VerbatimChar"/>
         </w:rPr>
-        <w:t>requirements.txt</w:t>
+        <w:t>format.txt</w:t>
       </w:r>
       <w:r>
         <w:t>，与稿件一同进版本库；</w:t>
@@ -919,7 +919,7 @@
               <w:rPr>
                 <w:rStyle w:val="VerbatimChar"/>
               </w:rPr>
-              <w:t>requirements.txt</w:t>
+              <w:t>format.txt</w:t>
             </w:r>
           </w:p>
         </w:tc>
